--- a/채움_발표대본.docx
+++ b/채움_발표대본.docx
@@ -69,7 +69,7 @@
           <w:sz w:val="22"/>
           <w:szCs w:val="22"/>
         </w:rPr>
-        <w:t xml:space="preserve">슬라이드 12장  ·  실측 9:06  ·  10:00까지 여유 53초</w:t>
+        <w:t xml:space="preserve">슬라이드 12장  ·  실측 9:16  ·  10:00까지 여유 43초</w:t>
       </w:r>
     </w:p>
     <w:p>
@@ -1206,7 +1206,7 @@
                 <w:sz w:val="19"/>
                 <w:szCs w:val="19"/>
               </w:rPr>
-              <w:t xml:space="preserve">0:52</w:t>
+              <w:t xml:space="preserve">1:02</w:t>
             </w:r>
           </w:p>
         </w:tc>
@@ -1289,7 +1289,7 @@
                 <w:sz w:val="19"/>
                 <w:szCs w:val="19"/>
               </w:rPr>
-              <w:t xml:space="preserve">7:32</w:t>
+              <w:t xml:space="preserve">7:42</w:t>
             </w:r>
           </w:p>
         </w:tc>
@@ -1399,7 +1399,7 @@
                 <w:sz w:val="19"/>
                 <w:szCs w:val="19"/>
               </w:rPr>
-              <w:t xml:space="preserve">7:53</w:t>
+              <w:t xml:space="preserve">8:03</w:t>
             </w:r>
           </w:p>
         </w:tc>
@@ -1500,7 +1500,7 @@
                 <w:sz w:val="19"/>
                 <w:szCs w:val="19"/>
               </w:rPr>
-              <w:t xml:space="preserve">8:28</w:t>
+              <w:t xml:space="preserve">8:38</w:t>
             </w:r>
           </w:p>
         </w:tc>
@@ -1632,7 +1632,7 @@
                 <w:sz w:val="19"/>
                 <w:szCs w:val="19"/>
               </w:rPr>
-              <w:t xml:space="preserve">9:06</w:t>
+              <w:t xml:space="preserve">9:16</w:t>
             </w:r>
           </w:p>
         </w:tc>
@@ -1659,7 +1659,7 @@
                 <w:sz w:val="19"/>
                 <w:szCs w:val="19"/>
               </w:rPr>
-              <w:t xml:space="preserve">10:00까지 여유 53초</w:t>
+              <w:t xml:space="preserve">10:00까지 여유 43초</w:t>
             </w:r>
           </w:p>
         </w:tc>
@@ -3727,7 +3727,7 @@
           <w:sz w:val="22"/>
           <w:szCs w:val="22"/>
         </w:rPr>
-        <w:t xml:space="preserve">0:52</w:t>
+        <w:t xml:space="preserve">1:02</w:t>
       </w:r>
     </w:p>
     <w:p>
@@ -3753,7 +3753,27 @@
           <w:sz w:val="18"/>
           <w:szCs w:val="18"/>
         </w:rPr>
-        <w:t xml:space="preserve">4개년 표(거래액 / 매출 / 영업손익 / 누적)와 꺾은선 하나. 3년차 4분기에 0선을 통과하는 지점을 굵게 표시.</w:t>
+        <w:t xml:space="preserve">4개년 표(거래액 / 매출 / 영업손익 / 누적)와 꺾은선 하나. </w:t>
+      </w:r>
+      <w:r>
+        <w:rPr>
+          <w:rFonts w:ascii="맑은 고딕" w:cs="맑은 고딕" w:eastAsia="맑은 고딕" w:hAnsi="맑은 고딕"/>
+          <w:b/>
+          <w:bCs/>
+          <w:color w:val="595959"/>
+          <w:sz w:val="18"/>
+          <w:szCs w:val="18"/>
+        </w:rPr>
+        <w:t xml:space="preserve">3년차에 0선을 통과하는 지점</w:t>
+      </w:r>
+      <w:r>
+        <w:rPr>
+          <w:rFonts w:ascii="맑은 고딕" w:cs="맑은 고딕" w:eastAsia="맑은 고딕" w:hAnsi="맑은 고딕"/>
+          <w:color w:val="595959"/>
+          <w:sz w:val="18"/>
+          <w:szCs w:val="18"/>
+        </w:rPr>
+        <w:t xml:space="preserve">을 굵게 표시.</w:t>
       </w:r>
     </w:p>
     <w:p>
@@ -3770,16 +3790,16 @@
           <w:sz w:val="23"/>
           <w:szCs w:val="23"/>
         </w:rPr>
-        <w:t xml:space="preserve">1년차는 매출이 0입니다.</w:t>
-      </w:r>
-      <w:r>
-        <w:rPr>
-          <w:rFonts w:ascii="맑은 고딕" w:cs="맑은 고딕" w:eastAsia="맑은 고딕" w:hAnsi="맑은 고딕"/>
-          <w:color w:val="1A1A1A"/>
-          <w:sz w:val="23"/>
-          <w:szCs w:val="23"/>
-        </w:rPr>
-        <w:t xml:space="preserve"> 의도한 겁니다. 수수료를 받지 않고, 강남구에서 가맹 400개와 거래액 5억을 만드는 게 전부입니다. /</w:t>
+        <w:t xml:space="preserve">수수료는 첫날부터 받습니다.</w:t>
+      </w:r>
+      <w:r>
+        <w:rPr>
+          <w:rFonts w:ascii="맑은 고딕" w:cs="맑은 고딕" w:eastAsia="맑은 고딕" w:hAnsi="맑은 고딕"/>
+          <w:color w:val="1A1A1A"/>
+          <w:sz w:val="23"/>
+          <w:szCs w:val="23"/>
+        </w:rPr>
+        <w:t xml:space="preserve"> 당근은 못 받았죠. 중고 직거래에는 우리를 지나가는 돈이 없으니까요. 채움은 선결제라 돈이 지나갑니다. /</w:t>
       </w:r>
     </w:p>
     <w:p>
@@ -3794,7 +3814,27 @@
           <w:sz w:val="23"/>
           <w:szCs w:val="23"/>
         </w:rPr>
-        <w:t xml:space="preserve">2년차에 광고를 켭니다. 서울 다섯 개 구로 넓히고 거래액 43억, 매출 2억. /</w:t>
+        <w:t xml:space="preserve">그리고 더 중요한 게 있습니다. </w:t>
+      </w:r>
+      <w:r>
+        <w:rPr>
+          <w:rFonts w:ascii="맑은 고딕" w:cs="맑은 고딕" w:eastAsia="맑은 고딕" w:hAnsi="맑은 고딕"/>
+          <w:b/>
+          <w:bCs/>
+          <w:color w:val="1F3864"/>
+          <w:sz w:val="23"/>
+          <w:szCs w:val="23"/>
+        </w:rPr>
+        <w:t xml:space="preserve">사장님이 비교하는 건 정가가 아니라 0원입니다.</w:t>
+      </w:r>
+      <w:r>
+        <w:rPr>
+          <w:rFonts w:ascii="맑은 고딕" w:cs="맑은 고딕" w:eastAsia="맑은 고딕" w:hAnsi="맑은 고딕"/>
+          <w:color w:val="1A1A1A"/>
+          <w:sz w:val="23"/>
+          <w:szCs w:val="23"/>
+        </w:rPr>
+        <w:t xml:space="preserve"> 안 팔리면 0원인 슬롯에서 받는 10%는, 뺏는 게 아니라 나누는 겁니다. /</w:t>
       </w:r>
     </w:p>
     <w:p>
@@ -3809,27 +3849,7 @@
           <w:sz w:val="23"/>
           <w:szCs w:val="23"/>
         </w:rPr>
-        <w:t xml:space="preserve">3년차에 숙박까지 올라가면 거래액 200억, 매출 16억. </w:t>
-      </w:r>
-      <w:r>
-        <w:rPr>
-          <w:rFonts w:ascii="맑은 고딕" w:cs="맑은 고딕" w:eastAsia="맑은 고딕" w:hAnsi="맑은 고딕"/>
-          <w:b/>
-          <w:bCs/>
-          <w:color w:val="1F3864"/>
-          <w:sz w:val="23"/>
-          <w:szCs w:val="23"/>
-        </w:rPr>
-        <w:t xml:space="preserve">여기 4분기에 월 단위 흑자로 돌아섭니다.</w:t>
-      </w:r>
-      <w:r>
-        <w:rPr>
-          <w:rFonts w:ascii="맑은 고딕" w:cs="맑은 고딕" w:eastAsia="맑은 고딕" w:hAnsi="맑은 고딕"/>
-          <w:color w:val="1A1A1A"/>
-          <w:sz w:val="23"/>
-          <w:szCs w:val="23"/>
-        </w:rPr>
-        <w:t xml:space="preserve"> /</w:t>
+        <w:t xml:space="preserve">1년차는 강남구에서 입점 400개, 거래액 5억, 매출 3천만 원. 거의 없는 거나 마찬가지입니다. /</w:t>
       </w:r>
     </w:p>
     <w:p>
@@ -3844,27 +3864,7 @@
           <w:sz w:val="23"/>
           <w:szCs w:val="23"/>
         </w:rPr>
-        <w:t xml:space="preserve">4년차에 연간 흑자 전환입니다. 매출 52억에 영업이익 17억. 누적 적자 최대치가 19억이니까 </w:t>
-      </w:r>
-      <w:r>
-        <w:rPr>
-          <w:rFonts w:ascii="맑은 고딕" w:cs="맑은 고딕" w:eastAsia="맑은 고딕" w:hAnsi="맑은 고딕"/>
-          <w:b/>
-          <w:bCs/>
-          <w:color w:val="1F3864"/>
-          <w:sz w:val="23"/>
-          <w:szCs w:val="23"/>
-        </w:rPr>
-        <w:t xml:space="preserve">필요한 투자는 약 20억, 회수 시점은 5년차 초입니다.</w:t>
-      </w:r>
-      <w:r>
-        <w:rPr>
-          <w:rFonts w:ascii="맑은 고딕" w:cs="맑은 고딕" w:eastAsia="맑은 고딕" w:hAnsi="맑은 고딕"/>
-          <w:color w:val="1A1A1A"/>
-          <w:sz w:val="23"/>
-          <w:szCs w:val="23"/>
-        </w:rPr>
-        <w:t xml:space="preserve"> /</w:t>
+        <w:t xml:space="preserve">2년차에 서울 다섯 개 구로 넓히면 거래액 43억, 매출 4억. /</w:t>
       </w:r>
     </w:p>
     <w:p>
@@ -3875,31 +3875,48 @@
       <w:r>
         <w:rPr>
           <w:rFonts w:ascii="맑은 고딕" w:cs="맑은 고딕" w:eastAsia="맑은 고딕" w:hAnsi="맑은 고딕"/>
-          <w:color w:val="1A1A1A"/>
-          <w:sz w:val="23"/>
-          <w:szCs w:val="23"/>
-        </w:rPr>
-        <w:t xml:space="preserve">하나만 강조드리면, </w:t>
-      </w:r>
-      <w:r>
-        <w:rPr>
-          <w:rFonts w:ascii="맑은 고딕" w:cs="맑은 고딕" w:eastAsia="맑은 고딕" w:hAnsi="맑은 고딕"/>
           <w:b/>
           <w:bCs/>
           <w:color w:val="1F3864"/>
           <w:sz w:val="23"/>
           <w:szCs w:val="23"/>
         </w:rPr>
-        <w:t xml:space="preserve">수수료는 끝까지 0입니다.</w:t>
-      </w:r>
-      <w:r>
-        <w:rPr>
-          <w:rFonts w:ascii="맑은 고딕" w:cs="맑은 고딕" w:eastAsia="맑은 고딕" w:hAnsi="맑은 고딕"/>
-          <w:color w:val="1A1A1A"/>
-          <w:sz w:val="23"/>
-          <w:szCs w:val="23"/>
-        </w:rPr>
-        <w:t xml:space="preserve"> 이 매출은 전부 광고와 결제, 인증에서 나옵니다.</w:t>
+        <w:t xml:space="preserve">3년차에 흑자로 돌아섭니다.</w:t>
+      </w:r>
+      <w:r>
+        <w:rPr>
+          <w:rFonts w:ascii="맑은 고딕" w:cs="맑은 고딕" w:eastAsia="맑은 고딕" w:hAnsi="맑은 고딕"/>
+          <w:color w:val="1A1A1A"/>
+          <w:sz w:val="23"/>
+          <w:szCs w:val="23"/>
+        </w:rPr>
+        <w:t xml:space="preserve"> 숙박까지 올라가 거래액 200억, 매출 22억, 영업이익 2억. /</w:t>
+      </w:r>
+    </w:p>
+    <w:p>
+      <w:pPr>
+        <w:spacing w:after="90" w:before="90" w:line="340"/>
+        <w:ind w:left="340" w:right="200"/>
+      </w:pPr>
+      <w:r>
+        <w:rPr>
+          <w:rFonts w:ascii="맑은 고딕" w:cs="맑은 고딕" w:eastAsia="맑은 고딕" w:hAnsi="맑은 고딕"/>
+          <w:color w:val="1A1A1A"/>
+          <w:sz w:val="23"/>
+          <w:szCs w:val="23"/>
+        </w:rPr>
+        <w:t xml:space="preserve">4년차는 매출 75억에 영업이익 40억. </w:t>
+      </w:r>
+      <w:r>
+        <w:rPr>
+          <w:rFonts w:ascii="맑은 고딕" w:cs="맑은 고딕" w:eastAsia="맑은 고딕" w:hAnsi="맑은 고딕"/>
+          <w:b/>
+          <w:bCs/>
+          <w:color w:val="1F3864"/>
+          <w:sz w:val="23"/>
+          <w:szCs w:val="23"/>
+        </w:rPr>
+        <w:t xml:space="preserve">최대 누적 적자가 13억이니 필요한 투자도 그 정도고, 4년차 상반기에 회수됩니다.</w:t>
       </w:r>
     </w:p>
     <w:p>
@@ -4260,13 +4277,11 @@
             <w:r>
               <w:rPr>
                 <w:rFonts w:ascii="맑은 고딕" w:cs="맑은 고딕" w:eastAsia="맑은 고딕" w:hAnsi="맑은 고딕"/>
-                <w:b/>
-                <w:bCs/>
-                <w:color w:val="1F3864"/>
-                <w:sz w:val="19"/>
-                <w:szCs w:val="19"/>
-              </w:rPr>
-              <w:t xml:space="preserve">0</w:t>
+                <w:color w:val="1A1A1A"/>
+                <w:sz w:val="19"/>
+                <w:szCs w:val="19"/>
+              </w:rPr>
+              <w:t xml:space="preserve">0.3</w:t>
             </w:r>
           </w:p>
         </w:tc>
@@ -4293,7 +4308,7 @@
                 <w:sz w:val="19"/>
                 <w:szCs w:val="19"/>
               </w:rPr>
-              <w:t xml:space="preserve">2.2</w:t>
+              <w:t xml:space="preserve">4.1</w:t>
             </w:r>
           </w:p>
         </w:tc>
@@ -4320,7 +4335,7 @@
                 <w:sz w:val="19"/>
                 <w:szCs w:val="19"/>
               </w:rPr>
-              <w:t xml:space="preserve">16.1</w:t>
+              <w:t xml:space="preserve">22.2</w:t>
             </w:r>
           </w:p>
         </w:tc>
@@ -4347,7 +4362,7 @@
                 <w:sz w:val="19"/>
                 <w:szCs w:val="19"/>
               </w:rPr>
-              <w:t xml:space="preserve">51.8</w:t>
+              <w:t xml:space="preserve">74.9</w:t>
             </w:r>
           </w:p>
         </w:tc>
@@ -4403,7 +4418,7 @@
                 <w:sz w:val="19"/>
                 <w:szCs w:val="19"/>
               </w:rPr>
-              <w:t xml:space="preserve">-5.0</w:t>
+              <w:t xml:space="preserve">-4.7</w:t>
             </w:r>
           </w:p>
         </w:tc>
@@ -4430,34 +4445,7 @@
                 <w:sz w:val="19"/>
                 <w:szCs w:val="19"/>
               </w:rPr>
-              <w:t xml:space="preserve">-10.0</w:t>
-            </w:r>
-          </w:p>
-        </w:tc>
-        <w:tc>
-          <w:tcPr>
-            <w:tcW w:type="dxa" w:w="2100"/>
-            <w:shd w:fill="FFFFFF" w:color="auto" w:val="clear"/>
-            <w:tcMar>
-              <w:top w:type="dxa" w:w="70"/>
-              <w:left w:type="dxa" w:w="110"/>
-              <w:bottom w:type="dxa" w:w="70"/>
-              <w:right w:type="dxa" w:w="110"/>
-            </w:tcMar>
-            <w:vAlign w:val="center"/>
-          </w:tcPr>
-          <w:p>
-            <w:pPr>
-              <w:spacing w:after="0" w:before="0" w:line="264"/>
-            </w:pPr>
-            <w:r>
-              <w:rPr>
-                <w:rFonts w:ascii="맑은 고딕" w:cs="맑은 고딕" w:eastAsia="맑은 고딕" w:hAnsi="맑은 고딕"/>
-                <w:color w:val="B02A2A"/>
-                <w:sz w:val="19"/>
-                <w:szCs w:val="19"/>
-              </w:rPr>
-              <w:t xml:space="preserve">-3.9</w:t>
+              <w:t xml:space="preserve">-8.1</w:t>
             </w:r>
           </w:p>
         </w:tc>
@@ -4486,7 +4474,36 @@
                 <w:sz w:val="19"/>
                 <w:szCs w:val="19"/>
               </w:rPr>
-              <w:t xml:space="preserve">+16.8</w:t>
+              <w:t xml:space="preserve">+2.2</w:t>
+            </w:r>
+          </w:p>
+        </w:tc>
+        <w:tc>
+          <w:tcPr>
+            <w:tcW w:type="dxa" w:w="2100"/>
+            <w:shd w:fill="FFFFFF" w:color="auto" w:val="clear"/>
+            <w:tcMar>
+              <w:top w:type="dxa" w:w="70"/>
+              <w:left w:type="dxa" w:w="110"/>
+              <w:bottom w:type="dxa" w:w="70"/>
+              <w:right w:type="dxa" w:w="110"/>
+            </w:tcMar>
+            <w:vAlign w:val="center"/>
+          </w:tcPr>
+          <w:p>
+            <w:pPr>
+              <w:spacing w:after="0" w:before="0" w:line="264"/>
+            </w:pPr>
+            <w:r>
+              <w:rPr>
+                <w:rFonts w:ascii="맑은 고딕" w:cs="맑은 고딕" w:eastAsia="맑은 고딕" w:hAnsi="맑은 고딕"/>
+                <w:b/>
+                <w:bCs/>
+                <w:color w:val="2E6B3E"/>
+                <w:sz w:val="19"/>
+                <w:szCs w:val="19"/>
+              </w:rPr>
+              <w:t xml:space="preserve">+39.9</w:t>
             </w:r>
           </w:p>
         </w:tc>
@@ -4542,34 +4559,7 @@
                 <w:sz w:val="19"/>
                 <w:szCs w:val="19"/>
               </w:rPr>
-              <w:t xml:space="preserve">-5.0</w:t>
-            </w:r>
-          </w:p>
-        </w:tc>
-        <w:tc>
-          <w:tcPr>
-            <w:tcW w:type="dxa" w:w="2100"/>
-            <w:shd w:fill="F7F9FC" w:color="auto" w:val="clear"/>
-            <w:tcMar>
-              <w:top w:type="dxa" w:w="70"/>
-              <w:left w:type="dxa" w:w="110"/>
-              <w:bottom w:type="dxa" w:w="70"/>
-              <w:right w:type="dxa" w:w="110"/>
-            </w:tcMar>
-            <w:vAlign w:val="center"/>
-          </w:tcPr>
-          <w:p>
-            <w:pPr>
-              <w:spacing w:after="0" w:before="0" w:line="264"/>
-            </w:pPr>
-            <w:r>
-              <w:rPr>
-                <w:rFonts w:ascii="맑은 고딕" w:cs="맑은 고딕" w:eastAsia="맑은 고딕" w:hAnsi="맑은 고딕"/>
-                <w:color w:val="1A1A1A"/>
-                <w:sz w:val="19"/>
-                <w:szCs w:val="19"/>
-              </w:rPr>
-              <w:t xml:space="preserve">-15.0</w:t>
+              <w:t xml:space="preserve">-4.7</w:t>
             </w:r>
           </w:p>
         </w:tc>
@@ -4598,7 +4588,7 @@
                 <w:sz w:val="19"/>
                 <w:szCs w:val="19"/>
               </w:rPr>
-              <w:t xml:space="preserve">-18.9</w:t>
+              <w:t xml:space="preserve">-12.8</w:t>
             </w:r>
           </w:p>
         </w:tc>
@@ -4625,7 +4615,36 @@
                 <w:sz w:val="19"/>
                 <w:szCs w:val="19"/>
               </w:rPr>
-              <w:t xml:space="preserve">-2.1</w:t>
+              <w:t xml:space="preserve">-10.6</w:t>
+            </w:r>
+          </w:p>
+        </w:tc>
+        <w:tc>
+          <w:tcPr>
+            <w:tcW w:type="dxa" w:w="2100"/>
+            <w:shd w:fill="F7F9FC" w:color="auto" w:val="clear"/>
+            <w:tcMar>
+              <w:top w:type="dxa" w:w="70"/>
+              <w:left w:type="dxa" w:w="110"/>
+              <w:bottom w:type="dxa" w:w="70"/>
+              <w:right w:type="dxa" w:w="110"/>
+            </w:tcMar>
+            <w:vAlign w:val="center"/>
+          </w:tcPr>
+          <w:p>
+            <w:pPr>
+              <w:spacing w:after="0" w:before="0" w:line="264"/>
+            </w:pPr>
+            <w:r>
+              <w:rPr>
+                <w:rFonts w:ascii="맑은 고딕" w:cs="맑은 고딕" w:eastAsia="맑은 고딕" w:hAnsi="맑은 고딕"/>
+                <w:b/>
+                <w:bCs/>
+                <w:color w:val="2E6B3E"/>
+                <w:sz w:val="19"/>
+                <w:szCs w:val="19"/>
+              </w:rPr>
+              <w:t xml:space="preserve">+29.3</w:t>
             </w:r>
           </w:p>
         </w:tc>
@@ -5867,7 +5886,7 @@
           <w:sz w:val="22"/>
           <w:szCs w:val="22"/>
         </w:rPr>
-        <w:t xml:space="preserve"> 여유가 53초 있으니 실제로는 1~2번만 준비해 두면 충분합니다.</w:t>
+        <w:t xml:space="preserve"> 여유가 43초 있으니 실제로는 1~2번만 준비해 두면 충분합니다.</w:t>
       </w:r>
     </w:p>
     <w:p>
@@ -6036,7 +6055,7 @@
           <w:sz w:val="20"/>
           <w:szCs w:val="20"/>
         </w:rPr>
-        <w:t xml:space="preserve">(5억 · 43억 · 200억 · 52억 · 20억)뿐입니다. 나머지는 슬라이드에만 두십시오</w:t>
+        <w:t xml:space="preserve">(5억 · 43억 · 200억 · 75억 · 13억)뿐입니다. 나머지는 슬라이드에만 두십시오</w:t>
       </w:r>
     </w:p>
     <w:p>
@@ -6214,7 +6233,7 @@
           <w:sz w:val="22"/>
           <w:szCs w:val="22"/>
         </w:rPr>
-        <w:t xml:space="preserve">입니다. 변수는 네 개뿐입니다. 가맹 수, 가맹당 월 성사 슬롯, 평균 객단가, 거래액 대비 수익률. 이 중 가장 불확실한 건 </w:t>
+        <w:t xml:space="preserve">입니다. 변수는 네 개뿐입니다. 입점 매장 수, 매장당 월 성사 슬롯, 평균 객단가, 수수료율. 이 중 가장 불확실한 건 </w:t>
       </w:r>
       <w:r>
         <w:rPr>
@@ -6225,7 +6244,7 @@
           <w:sz w:val="22"/>
           <w:szCs w:val="22"/>
         </w:rPr>
-        <w:t xml:space="preserve">가맹당 월 성사 슬롯</w:t>
+        <w:t xml:space="preserve">매장당 월 성사 슬롯</w:t>
       </w:r>
       <w:r>
         <w:rPr>

--- a/채움_발표대본.docx
+++ b/채움_발표대본.docx
@@ -69,7 +69,7 @@
           <w:sz w:val="22"/>
           <w:szCs w:val="22"/>
         </w:rPr>
-        <w:t xml:space="preserve">슬라이드 12장  ·  실측 9:16  ·  10:00까지 여유 43초</w:t>
+        <w:t xml:space="preserve">슬라이드 12장  ·  실측 9:00  ·  10:00까지 여유 59초</w:t>
       </w:r>
     </w:p>
     <w:p>
@@ -161,10 +161,10 @@
         </w:tblBorders>
       </w:tblPr>
       <w:tblGrid>
-        <w:gridCol w:w="2600"/>
-        <w:gridCol w:w="1200"/>
-        <w:gridCol w:w="1200"/>
-        <w:gridCol w:w="5886"/>
+        <w:gridCol w:w="3300"/>
+        <w:gridCol w:w="1100"/>
+        <w:gridCol w:w="1100"/>
+        <w:gridCol w:w="5386"/>
       </w:tblGrid>
       <w:tr>
         <w:trPr>
@@ -172,7 +172,7 @@
         </w:trPr>
         <w:tc>
           <w:tcPr>
-            <w:tcW w:type="dxa" w:w="2600"/>
+            <w:tcW w:type="dxa" w:w="3300"/>
             <w:shd w:fill="1F3864" w:color="auto" w:val="clear"/>
             <w:tcMar>
               <w:top w:type="dxa" w:w="80"/>
@@ -201,7 +201,7 @@
         </w:tc>
         <w:tc>
           <w:tcPr>
-            <w:tcW w:type="dxa" w:w="1200"/>
+            <w:tcW w:type="dxa" w:w="1100"/>
             <w:shd w:fill="1F3864" w:color="auto" w:val="clear"/>
             <w:tcMar>
               <w:top w:type="dxa" w:w="80"/>
@@ -230,7 +230,7 @@
         </w:tc>
         <w:tc>
           <w:tcPr>
-            <w:tcW w:type="dxa" w:w="1200"/>
+            <w:tcW w:type="dxa" w:w="1100"/>
             <w:shd w:fill="1F3864" w:color="auto" w:val="clear"/>
             <w:tcMar>
               <w:top w:type="dxa" w:w="80"/>
@@ -259,7 +259,7 @@
         </w:tc>
         <w:tc>
           <w:tcPr>
-            <w:tcW w:type="dxa" w:w="5886"/>
+            <w:tcW w:type="dxa" w:w="5386"/>
             <w:shd w:fill="1F3864" w:color="auto" w:val="clear"/>
             <w:tcMar>
               <w:top w:type="dxa" w:w="80"/>
@@ -290,7 +290,7 @@
       <w:tr>
         <w:tc>
           <w:tcPr>
-            <w:tcW w:type="dxa" w:w="2600"/>
+            <w:tcW w:type="dxa" w:w="3300"/>
             <w:shd w:fill="FFFFFF" w:color="auto" w:val="clear"/>
             <w:tcMar>
               <w:top w:type="dxa" w:w="70"/>
@@ -311,13 +311,13 @@
                 <w:sz w:val="19"/>
                 <w:szCs w:val="19"/>
               </w:rPr>
-              <w:t xml:space="preserve">S1 두 사람 → 브리지</w:t>
-            </w:r>
-          </w:p>
-        </w:tc>
-        <w:tc>
-          <w:tcPr>
-            <w:tcW w:type="dxa" w:w="1200"/>
+              <w:t xml:space="preserve">S1 두 사람</w:t>
+            </w:r>
+          </w:p>
+        </w:tc>
+        <w:tc>
+          <w:tcPr>
+            <w:tcW w:type="dxa" w:w="1100"/>
             <w:shd w:fill="FFFFFF" w:color="auto" w:val="clear"/>
             <w:tcMar>
               <w:top w:type="dxa" w:w="70"/>
@@ -344,7 +344,7 @@
         </w:tc>
         <w:tc>
           <w:tcPr>
-            <w:tcW w:type="dxa" w:w="1200"/>
+            <w:tcW w:type="dxa" w:w="1100"/>
             <w:shd w:fill="FFFFFF" w:color="auto" w:val="clear"/>
             <w:tcMar>
               <w:top w:type="dxa" w:w="70"/>
@@ -365,13 +365,13 @@
                 <w:sz w:val="19"/>
                 <w:szCs w:val="19"/>
               </w:rPr>
-              <w:t xml:space="preserve">1:09</w:t>
-            </w:r>
-          </w:p>
-        </w:tc>
-        <w:tc>
-          <w:tcPr>
-            <w:tcW w:type="dxa" w:w="5886"/>
+              <w:t xml:space="preserve">1:00</w:t>
+            </w:r>
+          </w:p>
+        </w:tc>
+        <w:tc>
+          <w:tcPr>
+            <w:tcW w:type="dxa" w:w="5386"/>
             <w:shd w:fill="FFFFFF" w:color="auto" w:val="clear"/>
             <w:tcMar>
               <w:top w:type="dxa" w:w="70"/>
@@ -400,7 +400,7 @@
       <w:tr>
         <w:tc>
           <w:tcPr>
-            <w:tcW w:type="dxa" w:w="2600"/>
+            <w:tcW w:type="dxa" w:w="3300"/>
             <w:shd w:fill="F7F9FC" w:color="auto" w:val="clear"/>
             <w:tcMar>
               <w:top w:type="dxa" w:w="70"/>
@@ -423,13 +423,13 @@
                 <w:sz w:val="19"/>
                 <w:szCs w:val="19"/>
               </w:rPr>
-              <w:t xml:space="preserve">S2 핵심 데모</w:t>
-            </w:r>
-          </w:p>
-        </w:tc>
-        <w:tc>
-          <w:tcPr>
-            <w:tcW w:type="dxa" w:w="1200"/>
+              <w:t xml:space="preserve">S2 이 조합이 시장에 없다</w:t>
+            </w:r>
+          </w:p>
+        </w:tc>
+        <w:tc>
+          <w:tcPr>
+            <w:tcW w:type="dxa" w:w="1100"/>
             <w:shd w:fill="F7F9FC" w:color="auto" w:val="clear"/>
             <w:tcMar>
               <w:top w:type="dxa" w:w="70"/>
@@ -450,13 +450,13 @@
                 <w:sz w:val="19"/>
                 <w:szCs w:val="19"/>
               </w:rPr>
-              <w:t xml:space="preserve">1:09</w:t>
-            </w:r>
-          </w:p>
-        </w:tc>
-        <w:tc>
-          <w:tcPr>
-            <w:tcW w:type="dxa" w:w="1200"/>
+              <w:t xml:space="preserve">1:00</w:t>
+            </w:r>
+          </w:p>
+        </w:tc>
+        <w:tc>
+          <w:tcPr>
+            <w:tcW w:type="dxa" w:w="1100"/>
             <w:shd w:fill="F7F9FC" w:color="auto" w:val="clear"/>
             <w:tcMar>
               <w:top w:type="dxa" w:w="70"/>
@@ -479,13 +479,13 @@
                 <w:sz w:val="19"/>
                 <w:szCs w:val="19"/>
               </w:rPr>
-              <w:t xml:space="preserve">1:18</w:t>
-            </w:r>
-          </w:p>
-        </w:tc>
-        <w:tc>
-          <w:tcPr>
-            <w:tcW w:type="dxa" w:w="5886"/>
+              <w:t xml:space="preserve">1:15</w:t>
+            </w:r>
+          </w:p>
+        </w:tc>
+        <w:tc>
+          <w:tcPr>
+            <w:tcW w:type="dxa" w:w="5386"/>
             <w:shd w:fill="F7F9FC" w:color="auto" w:val="clear"/>
             <w:tcMar>
               <w:top w:type="dxa" w:w="70"/>
@@ -508,7 +508,7 @@
                 <w:sz w:val="19"/>
                 <w:szCs w:val="19"/>
               </w:rPr>
-              <w:t xml:space="preserve">발표의 심장. 절대 줄이지 말 것</w:t>
+              <w:t xml:space="preserve">가장 중요한 주장. "왜 아직 없나"까지 답할 것</w:t>
             </w:r>
           </w:p>
         </w:tc>
@@ -516,7 +516,7 @@
       <w:tr>
         <w:tc>
           <w:tcPr>
-            <w:tcW w:type="dxa" w:w="2600"/>
+            <w:tcW w:type="dxa" w:w="3300"/>
             <w:shd w:fill="FFFFFF" w:color="auto" w:val="clear"/>
             <w:tcMar>
               <w:top w:type="dxa" w:w="70"/>
@@ -537,13 +537,13 @@
                 <w:sz w:val="19"/>
                 <w:szCs w:val="19"/>
               </w:rPr>
-              <w:t xml:space="preserve">S3 세 가지 효과</w:t>
-            </w:r>
-          </w:p>
-        </w:tc>
-        <w:tc>
-          <w:tcPr>
-            <w:tcW w:type="dxa" w:w="1200"/>
+              <w:t xml:space="preserve">S3 채움 — 무엇을 파는가</w:t>
+            </w:r>
+          </w:p>
+        </w:tc>
+        <w:tc>
+          <w:tcPr>
+            <w:tcW w:type="dxa" w:w="1100"/>
             <w:shd w:fill="FFFFFF" w:color="auto" w:val="clear"/>
             <w:tcMar>
               <w:top w:type="dxa" w:w="70"/>
@@ -564,13 +564,13 @@
                 <w:sz w:val="19"/>
                 <w:szCs w:val="19"/>
               </w:rPr>
-              <w:t xml:space="preserve">2:28</w:t>
-            </w:r>
-          </w:p>
-        </w:tc>
-        <w:tc>
-          <w:tcPr>
-            <w:tcW w:type="dxa" w:w="1200"/>
+              <w:t xml:space="preserve">2:15</w:t>
+            </w:r>
+          </w:p>
+        </w:tc>
+        <w:tc>
+          <w:tcPr>
+            <w:tcW w:type="dxa" w:w="1100"/>
             <w:shd w:fill="FFFFFF" w:color="auto" w:val="clear"/>
             <w:tcMar>
               <w:top w:type="dxa" w:w="70"/>
@@ -591,13 +591,13 @@
                 <w:sz w:val="19"/>
                 <w:szCs w:val="19"/>
               </w:rPr>
-              <w:t xml:space="preserve">0:28</w:t>
-            </w:r>
-          </w:p>
-        </w:tc>
-        <w:tc>
-          <w:tcPr>
-            <w:tcW w:type="dxa" w:w="5886"/>
+              <w:t xml:space="preserve">0:31</w:t>
+            </w:r>
+          </w:p>
+        </w:tc>
+        <w:tc>
+          <w:tcPr>
+            <w:tcW w:type="dxa" w:w="5386"/>
             <w:shd w:fill="FFFFFF" w:color="auto" w:val="clear"/>
             <w:tcMar>
               <w:top w:type="dxa" w:w="70"/>
@@ -617,7 +617,7 @@
       <w:tr>
         <w:tc>
           <w:tcPr>
-            <w:tcW w:type="dxa" w:w="2600"/>
+            <w:tcW w:type="dxa" w:w="3300"/>
             <w:shd w:fill="F7F9FC" w:color="auto" w:val="clear"/>
             <w:tcMar>
               <w:top w:type="dxa" w:w="70"/>
@@ -634,17 +634,19 @@
             <w:r>
               <w:rPr>
                 <w:rFonts w:ascii="맑은 고딕" w:cs="맑은 고딕" w:eastAsia="맑은 고딕" w:hAnsi="맑은 고딕"/>
-                <w:color w:val="1A1A1A"/>
-                <w:sz w:val="19"/>
-                <w:szCs w:val="19"/>
-              </w:rPr>
-              <w:t xml:space="preserve">S4 사장님 화면</w:t>
-            </w:r>
-          </w:p>
-        </w:tc>
-        <w:tc>
-          <w:tcPr>
-            <w:tcW w:type="dxa" w:w="1200"/>
+                <w:b/>
+                <w:bCs/>
+                <w:color w:val="B02A2A"/>
+                <w:sz w:val="19"/>
+                <w:szCs w:val="19"/>
+              </w:rPr>
+              <w:t xml:space="preserve">S4 도달 계산 — 내 주변을 진짜 갈 수 있는 곳으로</w:t>
+            </w:r>
+          </w:p>
+        </w:tc>
+        <w:tc>
+          <w:tcPr>
+            <w:tcW w:type="dxa" w:w="1100"/>
             <w:shd w:fill="F7F9FC" w:color="auto" w:val="clear"/>
             <w:tcMar>
               <w:top w:type="dxa" w:w="70"/>
@@ -661,17 +663,17 @@
             <w:r>
               <w:rPr>
                 <w:rFonts w:ascii="맑은 고딕" w:cs="맑은 고딕" w:eastAsia="맑은 고딕" w:hAnsi="맑은 고딕"/>
-                <w:color w:val="1A1A1A"/>
-                <w:sz w:val="19"/>
-                <w:szCs w:val="19"/>
-              </w:rPr>
-              <w:t xml:space="preserve">2:56</w:t>
-            </w:r>
-          </w:p>
-        </w:tc>
-        <w:tc>
-          <w:tcPr>
-            <w:tcW w:type="dxa" w:w="1200"/>
+                <w:color w:val="B02A2A"/>
+                <w:sz w:val="19"/>
+                <w:szCs w:val="19"/>
+              </w:rPr>
+              <w:t xml:space="preserve">2:46</w:t>
+            </w:r>
+          </w:p>
+        </w:tc>
+        <w:tc>
+          <w:tcPr>
+            <w:tcW w:type="dxa" w:w="1100"/>
             <w:shd w:fill="F7F9FC" w:color="auto" w:val="clear"/>
             <w:tcMar>
               <w:top w:type="dxa" w:w="70"/>
@@ -688,17 +690,19 @@
             <w:r>
               <w:rPr>
                 <w:rFonts w:ascii="맑은 고딕" w:cs="맑은 고딕" w:eastAsia="맑은 고딕" w:hAnsi="맑은 고딕"/>
-                <w:color w:val="1A1A1A"/>
-                <w:sz w:val="19"/>
-                <w:szCs w:val="19"/>
-              </w:rPr>
-              <w:t xml:space="preserve">0:23</w:t>
-            </w:r>
-          </w:p>
-        </w:tc>
-        <w:tc>
-          <w:tcPr>
-            <w:tcW w:type="dxa" w:w="5886"/>
+                <w:b/>
+                <w:bCs/>
+                <w:color w:val="B02A2A"/>
+                <w:sz w:val="19"/>
+                <w:szCs w:val="19"/>
+              </w:rPr>
+              <w:t xml:space="preserve">1:12</w:t>
+            </w:r>
+          </w:p>
+        </w:tc>
+        <w:tc>
+          <w:tcPr>
+            <w:tcW w:type="dxa" w:w="5386"/>
             <w:shd w:fill="F7F9FC" w:color="auto" w:val="clear"/>
             <w:tcMar>
               <w:top w:type="dxa" w:w="70"/>
@@ -712,13 +716,24 @@
             <w:pPr>
               <w:spacing w:after="0" w:before="0" w:line="264"/>
             </w:pPr>
+            <w:r>
+              <w:rPr>
+                <w:rFonts w:ascii="맑은 고딕" w:cs="맑은 고딕" w:eastAsia="맑은 고딕" w:hAnsi="맑은 고딕"/>
+                <w:b/>
+                <w:bCs/>
+                <w:color w:val="B02A2A"/>
+                <w:sz w:val="19"/>
+                <w:szCs w:val="19"/>
+              </w:rPr>
+              <w:t xml:space="preserve">작동 원리. 애니메이션 타이밍에 맞춰</w:t>
+            </w:r>
           </w:p>
         </w:tc>
       </w:tr>
       <w:tr>
         <w:tc>
           <w:tcPr>
-            <w:tcW w:type="dxa" w:w="2600"/>
+            <w:tcW w:type="dxa" w:w="3300"/>
             <w:shd w:fill="FFFFFF" w:color="auto" w:val="clear"/>
             <w:tcMar>
               <w:top w:type="dxa" w:w="70"/>
@@ -739,13 +754,13 @@
                 <w:sz w:val="19"/>
                 <w:szCs w:val="19"/>
               </w:rPr>
-              <w:t xml:space="preserve">S5 경쟁 지도</w:t>
-            </w:r>
-          </w:p>
-        </w:tc>
-        <w:tc>
-          <w:tcPr>
-            <w:tcW w:type="dxa" w:w="1200"/>
+              <w:t xml:space="preserve">S5 세 가지 효과</w:t>
+            </w:r>
+          </w:p>
+        </w:tc>
+        <w:tc>
+          <w:tcPr>
+            <w:tcW w:type="dxa" w:w="1100"/>
             <w:shd w:fill="FFFFFF" w:color="auto" w:val="clear"/>
             <w:tcMar>
               <w:top w:type="dxa" w:w="70"/>
@@ -766,13 +781,13 @@
                 <w:sz w:val="19"/>
                 <w:szCs w:val="19"/>
               </w:rPr>
-              <w:t xml:space="preserve">3:20</w:t>
-            </w:r>
-          </w:p>
-        </w:tc>
-        <w:tc>
-          <w:tcPr>
-            <w:tcW w:type="dxa" w:w="1200"/>
+              <w:t xml:space="preserve">3:59</w:t>
+            </w:r>
+          </w:p>
+        </w:tc>
+        <w:tc>
+          <w:tcPr>
+            <w:tcW w:type="dxa" w:w="1100"/>
             <w:shd w:fill="FFFFFF" w:color="auto" w:val="clear"/>
             <w:tcMar>
               <w:top w:type="dxa" w:w="70"/>
@@ -793,13 +808,13 @@
                 <w:sz w:val="19"/>
                 <w:szCs w:val="19"/>
               </w:rPr>
-              <w:t xml:space="preserve">0:32</w:t>
-            </w:r>
-          </w:p>
-        </w:tc>
-        <w:tc>
-          <w:tcPr>
-            <w:tcW w:type="dxa" w:w="5886"/>
+              <w:t xml:space="preserve">0:28</w:t>
+            </w:r>
+          </w:p>
+        </w:tc>
+        <w:tc>
+          <w:tcPr>
+            <w:tcW w:type="dxa" w:w="5386"/>
             <w:shd w:fill="FFFFFF" w:color="auto" w:val="clear"/>
             <w:tcMar>
               <w:top w:type="dxa" w:w="70"/>
@@ -819,7 +834,7 @@
       <w:tr>
         <w:tc>
           <w:tcPr>
-            <w:tcW w:type="dxa" w:w="2600"/>
+            <w:tcW w:type="dxa" w:w="3300"/>
             <w:shd w:fill="F7F9FC" w:color="auto" w:val="clear"/>
             <w:tcMar>
               <w:top w:type="dxa" w:w="70"/>
@@ -840,13 +855,13 @@
                 <w:sz w:val="19"/>
                 <w:szCs w:val="19"/>
               </w:rPr>
-              <w:t xml:space="preserve">S6 확장 4단계</w:t>
-            </w:r>
-          </w:p>
-        </w:tc>
-        <w:tc>
-          <w:tcPr>
-            <w:tcW w:type="dxa" w:w="1200"/>
+              <w:t xml:space="preserve">S6 사장님 화면</w:t>
+            </w:r>
+          </w:p>
+        </w:tc>
+        <w:tc>
+          <w:tcPr>
+            <w:tcW w:type="dxa" w:w="1100"/>
             <w:shd w:fill="F7F9FC" w:color="auto" w:val="clear"/>
             <w:tcMar>
               <w:top w:type="dxa" w:w="70"/>
@@ -867,13 +882,13 @@
                 <w:sz w:val="19"/>
                 <w:szCs w:val="19"/>
               </w:rPr>
-              <w:t xml:space="preserve">3:53</w:t>
-            </w:r>
-          </w:p>
-        </w:tc>
-        <w:tc>
-          <w:tcPr>
-            <w:tcW w:type="dxa" w:w="1200"/>
+              <w:t xml:space="preserve">4:28</w:t>
+            </w:r>
+          </w:p>
+        </w:tc>
+        <w:tc>
+          <w:tcPr>
+            <w:tcW w:type="dxa" w:w="1100"/>
             <w:shd w:fill="F7F9FC" w:color="auto" w:val="clear"/>
             <w:tcMar>
               <w:top w:type="dxa" w:w="70"/>
@@ -894,13 +909,13 @@
                 <w:sz w:val="19"/>
                 <w:szCs w:val="19"/>
               </w:rPr>
-              <w:t xml:space="preserve">1:28</w:t>
-            </w:r>
-          </w:p>
-        </w:tc>
-        <w:tc>
-          <w:tcPr>
-            <w:tcW w:type="dxa" w:w="5886"/>
+              <w:t xml:space="preserve">0:23</w:t>
+            </w:r>
+          </w:p>
+        </w:tc>
+        <w:tc>
+          <w:tcPr>
+            <w:tcW w:type="dxa" w:w="5386"/>
             <w:shd w:fill="F7F9FC" w:color="auto" w:val="clear"/>
             <w:tcMar>
               <w:top w:type="dxa" w:w="70"/>
@@ -914,22 +929,13 @@
             <w:pPr>
               <w:spacing w:after="0" w:before="0" w:line="264"/>
             </w:pPr>
-            <w:r>
-              <w:rPr>
-                <w:rFonts w:ascii="맑은 고딕" w:cs="맑은 고딕" w:eastAsia="맑은 고딕" w:hAnsi="맑은 고딕"/>
-                <w:color w:val="1A1A1A"/>
-                <w:sz w:val="19"/>
-                <w:szCs w:val="19"/>
-              </w:rPr>
-              <w:t xml:space="preserve">두 번째로 중요한 슬라이드</w:t>
-            </w:r>
           </w:p>
         </w:tc>
       </w:tr>
       <w:tr>
         <w:tc>
           <w:tcPr>
-            <w:tcW w:type="dxa" w:w="2600"/>
+            <w:tcW w:type="dxa" w:w="3300"/>
             <w:shd w:fill="FFFFFF" w:color="auto" w:val="clear"/>
             <w:tcMar>
               <w:top w:type="dxa" w:w="70"/>
@@ -950,13 +956,13 @@
                 <w:sz w:val="19"/>
                 <w:szCs w:val="19"/>
               </w:rPr>
-              <w:t xml:space="preserve">S7 소상공인 → 대기업</w:t>
-            </w:r>
-          </w:p>
-        </w:tc>
-        <w:tc>
-          <w:tcPr>
-            <w:tcW w:type="dxa" w:w="1200"/>
+              <w:t xml:space="preserve">S7 확장</w:t>
+            </w:r>
+          </w:p>
+        </w:tc>
+        <w:tc>
+          <w:tcPr>
+            <w:tcW w:type="dxa" w:w="1100"/>
             <w:shd w:fill="FFFFFF" w:color="auto" w:val="clear"/>
             <w:tcMar>
               <w:top w:type="dxa" w:w="70"/>
@@ -977,13 +983,13 @@
                 <w:sz w:val="19"/>
                 <w:szCs w:val="19"/>
               </w:rPr>
-              <w:t xml:space="preserve">5:22</w:t>
-            </w:r>
-          </w:p>
-        </w:tc>
-        <w:tc>
-          <w:tcPr>
-            <w:tcW w:type="dxa" w:w="1200"/>
+              <w:t xml:space="preserve">4:52</w:t>
+            </w:r>
+          </w:p>
+        </w:tc>
+        <w:tc>
+          <w:tcPr>
+            <w:tcW w:type="dxa" w:w="1100"/>
             <w:shd w:fill="FFFFFF" w:color="auto" w:val="clear"/>
             <w:tcMar>
               <w:top w:type="dxa" w:w="70"/>
@@ -1004,13 +1010,13 @@
                 <w:sz w:val="19"/>
                 <w:szCs w:val="19"/>
               </w:rPr>
-              <w:t xml:space="preserve">0:38</w:t>
-            </w:r>
-          </w:p>
-        </w:tc>
-        <w:tc>
-          <w:tcPr>
-            <w:tcW w:type="dxa" w:w="5886"/>
+              <w:t xml:space="preserve">0:53</w:t>
+            </w:r>
+          </w:p>
+        </w:tc>
+        <w:tc>
+          <w:tcPr>
+            <w:tcW w:type="dxa" w:w="5386"/>
             <w:shd w:fill="FFFFFF" w:color="auto" w:val="clear"/>
             <w:tcMar>
               <w:top w:type="dxa" w:w="70"/>
@@ -1030,7 +1036,7 @@
       <w:tr>
         <w:tc>
           <w:tcPr>
-            <w:tcW w:type="dxa" w:w="2600"/>
+            <w:tcW w:type="dxa" w:w="3300"/>
             <w:shd w:fill="F7F9FC" w:color="auto" w:val="clear"/>
             <w:tcMar>
               <w:top w:type="dxa" w:w="70"/>
@@ -1057,7 +1063,7 @@
         </w:tc>
         <w:tc>
           <w:tcPr>
-            <w:tcW w:type="dxa" w:w="1200"/>
+            <w:tcW w:type="dxa" w:w="1100"/>
             <w:shd w:fill="F7F9FC" w:color="auto" w:val="clear"/>
             <w:tcMar>
               <w:top w:type="dxa" w:w="70"/>
@@ -1078,13 +1084,13 @@
                 <w:sz w:val="19"/>
                 <w:szCs w:val="19"/>
               </w:rPr>
-              <w:t xml:space="preserve">6:00</w:t>
-            </w:r>
-          </w:p>
-        </w:tc>
-        <w:tc>
-          <w:tcPr>
-            <w:tcW w:type="dxa" w:w="1200"/>
+              <w:t xml:space="preserve">5:45</w:t>
+            </w:r>
+          </w:p>
+        </w:tc>
+        <w:tc>
+          <w:tcPr>
+            <w:tcW w:type="dxa" w:w="1100"/>
             <w:shd w:fill="F7F9FC" w:color="auto" w:val="clear"/>
             <w:tcMar>
               <w:top w:type="dxa" w:w="70"/>
@@ -1111,7 +1117,7 @@
         </w:tc>
         <w:tc>
           <w:tcPr>
-            <w:tcW w:type="dxa" w:w="5886"/>
+            <w:tcW w:type="dxa" w:w="5386"/>
             <w:shd w:fill="F7F9FC" w:color="auto" w:val="clear"/>
             <w:tcMar>
               <w:top w:type="dxa" w:w="70"/>
@@ -1131,7 +1137,7 @@
       <w:tr>
         <w:tc>
           <w:tcPr>
-            <w:tcW w:type="dxa" w:w="2600"/>
+            <w:tcW w:type="dxa" w:w="3300"/>
             <w:shd w:fill="FFFFFF" w:color="auto" w:val="clear"/>
             <w:tcMar>
               <w:top w:type="dxa" w:w="70"/>
@@ -1158,7 +1164,7 @@
         </w:tc>
         <w:tc>
           <w:tcPr>
-            <w:tcW w:type="dxa" w:w="1200"/>
+            <w:tcW w:type="dxa" w:w="1100"/>
             <w:shd w:fill="FFFFFF" w:color="auto" w:val="clear"/>
             <w:tcMar>
               <w:top w:type="dxa" w:w="70"/>
@@ -1179,13 +1185,13 @@
                 <w:sz w:val="19"/>
                 <w:szCs w:val="19"/>
               </w:rPr>
-              <w:t xml:space="preserve">6:39</w:t>
-            </w:r>
-          </w:p>
-        </w:tc>
-        <w:tc>
-          <w:tcPr>
-            <w:tcW w:type="dxa" w:w="1200"/>
+              <w:t xml:space="preserve">6:23</w:t>
+            </w:r>
+          </w:p>
+        </w:tc>
+        <w:tc>
+          <w:tcPr>
+            <w:tcW w:type="dxa" w:w="1100"/>
             <w:shd w:fill="FFFFFF" w:color="auto" w:val="clear"/>
             <w:tcMar>
               <w:top w:type="dxa" w:w="70"/>
@@ -1212,7 +1218,7 @@
         </w:tc>
         <w:tc>
           <w:tcPr>
-            <w:tcW w:type="dxa" w:w="5886"/>
+            <w:tcW w:type="dxa" w:w="5386"/>
             <w:shd w:fill="FFFFFF" w:color="auto" w:val="clear"/>
             <w:tcMar>
               <w:top w:type="dxa" w:w="70"/>
@@ -1241,7 +1247,7 @@
       <w:tr>
         <w:tc>
           <w:tcPr>
-            <w:tcW w:type="dxa" w:w="2600"/>
+            <w:tcW w:type="dxa" w:w="3300"/>
             <w:shd w:fill="F7F9FC" w:color="auto" w:val="clear"/>
             <w:tcMar>
               <w:top w:type="dxa" w:w="70"/>
@@ -1268,7 +1274,7 @@
         </w:tc>
         <w:tc>
           <w:tcPr>
-            <w:tcW w:type="dxa" w:w="1200"/>
+            <w:tcW w:type="dxa" w:w="1100"/>
             <w:shd w:fill="F7F9FC" w:color="auto" w:val="clear"/>
             <w:tcMar>
               <w:top w:type="dxa" w:w="70"/>
@@ -1289,13 +1295,13 @@
                 <w:sz w:val="19"/>
                 <w:szCs w:val="19"/>
               </w:rPr>
-              <w:t xml:space="preserve">7:42</w:t>
-            </w:r>
-          </w:p>
-        </w:tc>
-        <w:tc>
-          <w:tcPr>
-            <w:tcW w:type="dxa" w:w="1200"/>
+              <w:t xml:space="preserve">7:26</w:t>
+            </w:r>
+          </w:p>
+        </w:tc>
+        <w:tc>
+          <w:tcPr>
+            <w:tcW w:type="dxa" w:w="1100"/>
             <w:shd w:fill="F7F9FC" w:color="auto" w:val="clear"/>
             <w:tcMar>
               <w:top w:type="dxa" w:w="70"/>
@@ -1322,7 +1328,7 @@
         </w:tc>
         <w:tc>
           <w:tcPr>
-            <w:tcW w:type="dxa" w:w="5886"/>
+            <w:tcW w:type="dxa" w:w="5386"/>
             <w:shd w:fill="F7F9FC" w:color="auto" w:val="clear"/>
             <w:tcMar>
               <w:top w:type="dxa" w:w="70"/>
@@ -1351,7 +1357,7 @@
       <w:tr>
         <w:tc>
           <w:tcPr>
-            <w:tcW w:type="dxa" w:w="2600"/>
+            <w:tcW w:type="dxa" w:w="3300"/>
             <w:shd w:fill="FFFFFF" w:color="auto" w:val="clear"/>
             <w:tcMar>
               <w:top w:type="dxa" w:w="70"/>
@@ -1372,13 +1378,13 @@
                 <w:sz w:val="19"/>
                 <w:szCs w:val="19"/>
               </w:rPr>
-              <w:t xml:space="preserve">S11 두 가지 지적</w:t>
-            </w:r>
-          </w:p>
-        </w:tc>
-        <w:tc>
-          <w:tcPr>
-            <w:tcW w:type="dxa" w:w="1200"/>
+              <w:t xml:space="preserve">S11 정면으로 받는 두 가지 지적</w:t>
+            </w:r>
+          </w:p>
+        </w:tc>
+        <w:tc>
+          <w:tcPr>
+            <w:tcW w:type="dxa" w:w="1100"/>
             <w:shd w:fill="FFFFFF" w:color="auto" w:val="clear"/>
             <w:tcMar>
               <w:top w:type="dxa" w:w="70"/>
@@ -1399,13 +1405,13 @@
                 <w:sz w:val="19"/>
                 <w:szCs w:val="19"/>
               </w:rPr>
-              <w:t xml:space="preserve">8:03</w:t>
-            </w:r>
-          </w:p>
-        </w:tc>
-        <w:tc>
-          <w:tcPr>
-            <w:tcW w:type="dxa" w:w="1200"/>
+              <w:t xml:space="preserve">7:47</w:t>
+            </w:r>
+          </w:p>
+        </w:tc>
+        <w:tc>
+          <w:tcPr>
+            <w:tcW w:type="dxa" w:w="1100"/>
             <w:shd w:fill="FFFFFF" w:color="auto" w:val="clear"/>
             <w:tcMar>
               <w:top w:type="dxa" w:w="70"/>
@@ -1432,7 +1438,7 @@
         </w:tc>
         <w:tc>
           <w:tcPr>
-            <w:tcW w:type="dxa" w:w="5886"/>
+            <w:tcW w:type="dxa" w:w="5386"/>
             <w:shd w:fill="FFFFFF" w:color="auto" w:val="clear"/>
             <w:tcMar>
               <w:top w:type="dxa" w:w="70"/>
@@ -1452,7 +1458,7 @@
       <w:tr>
         <w:tc>
           <w:tcPr>
-            <w:tcW w:type="dxa" w:w="2600"/>
+            <w:tcW w:type="dxa" w:w="3300"/>
             <w:shd w:fill="F7F9FC" w:color="auto" w:val="clear"/>
             <w:tcMar>
               <w:top w:type="dxa" w:w="70"/>
@@ -1473,13 +1479,13 @@
                 <w:sz w:val="19"/>
                 <w:szCs w:val="19"/>
               </w:rPr>
-              <w:t xml:space="preserve">S12 클로징</w:t>
-            </w:r>
-          </w:p>
-        </w:tc>
-        <w:tc>
-          <w:tcPr>
-            <w:tcW w:type="dxa" w:w="1200"/>
+              <w:t xml:space="preserve">S12 클로징 — 두 사람</w:t>
+            </w:r>
+          </w:p>
+        </w:tc>
+        <w:tc>
+          <w:tcPr>
+            <w:tcW w:type="dxa" w:w="1100"/>
             <w:shd w:fill="F7F9FC" w:color="auto" w:val="clear"/>
             <w:tcMar>
               <w:top w:type="dxa" w:w="70"/>
@@ -1500,13 +1506,13 @@
                 <w:sz w:val="19"/>
                 <w:szCs w:val="19"/>
               </w:rPr>
-              <w:t xml:space="preserve">8:38</w:t>
-            </w:r>
-          </w:p>
-        </w:tc>
-        <w:tc>
-          <w:tcPr>
-            <w:tcW w:type="dxa" w:w="1200"/>
+              <w:t xml:space="preserve">8:23</w:t>
+            </w:r>
+          </w:p>
+        </w:tc>
+        <w:tc>
+          <w:tcPr>
+            <w:tcW w:type="dxa" w:w="1100"/>
             <w:shd w:fill="F7F9FC" w:color="auto" w:val="clear"/>
             <w:tcMar>
               <w:top w:type="dxa" w:w="70"/>
@@ -1533,7 +1539,7 @@
         </w:tc>
         <w:tc>
           <w:tcPr>
-            <w:tcW w:type="dxa" w:w="5886"/>
+            <w:tcW w:type="dxa" w:w="5386"/>
             <w:shd w:fill="F7F9FC" w:color="auto" w:val="clear"/>
             <w:tcMar>
               <w:top w:type="dxa" w:w="70"/>
@@ -1562,7 +1568,7 @@
       <w:tr>
         <w:tc>
           <w:tcPr>
-            <w:tcW w:type="dxa" w:w="2600"/>
+            <w:tcW w:type="dxa" w:w="3300"/>
             <w:shd w:fill="FFFFFF" w:color="auto" w:val="clear"/>
             <w:tcMar>
               <w:top w:type="dxa" w:w="70"/>
@@ -1591,7 +1597,7 @@
         </w:tc>
         <w:tc>
           <w:tcPr>
-            <w:tcW w:type="dxa" w:w="1200"/>
+            <w:tcW w:type="dxa" w:w="1100"/>
             <w:shd w:fill="FFFFFF" w:color="auto" w:val="clear"/>
             <w:tcMar>
               <w:top w:type="dxa" w:w="70"/>
@@ -1609,7 +1615,7 @@
         </w:tc>
         <w:tc>
           <w:tcPr>
-            <w:tcW w:type="dxa" w:w="1200"/>
+            <w:tcW w:type="dxa" w:w="1100"/>
             <w:shd w:fill="FFFFFF" w:color="auto" w:val="clear"/>
             <w:tcMar>
               <w:top w:type="dxa" w:w="70"/>
@@ -1632,13 +1638,13 @@
                 <w:sz w:val="19"/>
                 <w:szCs w:val="19"/>
               </w:rPr>
-              <w:t xml:space="preserve">9:16</w:t>
-            </w:r>
-          </w:p>
-        </w:tc>
-        <w:tc>
-          <w:tcPr>
-            <w:tcW w:type="dxa" w:w="5886"/>
+              <w:t xml:space="preserve">9:00</w:t>
+            </w:r>
+          </w:p>
+        </w:tc>
+        <w:tc>
+          <w:tcPr>
+            <w:tcW w:type="dxa" w:w="5386"/>
             <w:shd w:fill="FFFFFF" w:color="auto" w:val="clear"/>
             <w:tcMar>
               <w:top w:type="dxa" w:w="70"/>
@@ -1659,12 +1665,17 @@
                 <w:sz w:val="19"/>
                 <w:szCs w:val="19"/>
               </w:rPr>
-              <w:t xml:space="preserve">10:00까지 여유 43초</w:t>
+              <w:t xml:space="preserve">10:00까지 여유 59초</w:t>
             </w:r>
           </w:p>
         </w:tc>
       </w:tr>
     </w:tbl>
+    <w:p>
+      <w:r>
+        <w:br w:type="page"/>
+      </w:r>
+    </w:p>
     <w:p>
       <w:r>
         <w:br w:type="page"/>
@@ -1717,7 +1728,7 @@
           <w:sz w:val="26"/>
           <w:szCs w:val="26"/>
         </w:rPr>
-        <w:t xml:space="preserve">   두 사람 → 브리지   </w:t>
+        <w:t xml:space="preserve">   두 사람   </w:t>
       </w:r>
       <w:r>
         <w:rPr>
@@ -1726,7 +1737,7 @@
           <w:sz w:val="22"/>
           <w:szCs w:val="22"/>
         </w:rPr>
-        <w:t xml:space="preserve">1:09</w:t>
+        <w:t xml:space="preserve">1:00</w:t>
       </w:r>
     </w:p>
     <w:p>
@@ -1752,7 +1763,7 @@
           <w:sz w:val="18"/>
           <w:szCs w:val="18"/>
         </w:rPr>
-        <w:t xml:space="preserve">좌우 2분할. 왼쪽은 카페 창가에 혼자 앉은 사람의 손(손톱 클로즈업), 오른쪽은 텅 빈 네일샵 의자 하나. 자막 없음. 마지막에 두 이미지 사이에 "채움" 한 단어만 뜬다.</w:t>
+        <w:t xml:space="preserve">좌우 2분할. 왼쪽: 카페 창가에 혼자 앉은 사람의 손(손톱 클로즈업). 오른쪽: 텅 빈 네일샵 의자 하나. 자막 없음.</w:t>
       </w:r>
     </w:p>
     <w:p>
@@ -1922,27 +1933,7 @@
           <w:sz w:val="23"/>
           <w:szCs w:val="23"/>
         </w:rPr>
-        <w:t xml:space="preserve"> 저희는 이 둘을 잇는 앱을 만들려고 합니다. 이름은 </w:t>
-      </w:r>
-      <w:r>
-        <w:rPr>
-          <w:rFonts w:ascii="맑은 고딕" w:cs="맑은 고딕" w:eastAsia="맑은 고딕" w:hAnsi="맑은 고딕"/>
-          <w:b/>
-          <w:bCs/>
-          <w:color w:val="1F3864"/>
-          <w:sz w:val="23"/>
-          <w:szCs w:val="23"/>
-        </w:rPr>
-        <w:t xml:space="preserve">채움</w:t>
-      </w:r>
-      <w:r>
-        <w:rPr>
-          <w:rFonts w:ascii="맑은 고딕" w:cs="맑은 고딕" w:eastAsia="맑은 고딕" w:hAnsi="맑은 고딕"/>
-          <w:color w:val="1A1A1A"/>
-          <w:sz w:val="23"/>
-          <w:szCs w:val="23"/>
-        </w:rPr>
-        <w:t xml:space="preserve">입니다. /</w:t>
+        <w:t xml:space="preserve"> /</w:t>
       </w:r>
     </w:p>
     <w:p>
@@ -1957,7 +1948,7 @@
           <w:sz w:val="23"/>
           <w:szCs w:val="23"/>
         </w:rPr>
-        <w:t xml:space="preserve">그런데 여기서 진짜 질문이 하나 남습니다. </w:t>
+        <w:t xml:space="preserve">그런데 이 둘을 잇는 서비스가, </w:t>
       </w:r>
       <w:r>
         <w:rPr>
@@ -1968,7 +1959,7 @@
           <w:sz w:val="23"/>
           <w:szCs w:val="23"/>
         </w:rPr>
-        <w:t xml:space="preserve">근처에 자리가 있다고 해서, 내가 정말 갈 수 있을까요.</w:t>
+        <w:t xml:space="preserve">지금 없습니다.</w:t>
       </w:r>
     </w:p>
     <w:p>
@@ -1994,7 +1985,7 @@
           <w:sz w:val="18"/>
           <w:szCs w:val="18"/>
         </w:rPr>
-        <w:t xml:space="preserve">말을 끊지 말고 그대로 데모 화면으로</w:t>
+        <w:t xml:space="preserve">"이미 있지 않냐고 물으실 겁니다" → S2</w:t>
       </w:r>
     </w:p>
     <w:p>
@@ -2015,7 +2006,7 @@
           <w:sz w:val="19"/>
           <w:szCs w:val="19"/>
         </w:rPr>
-        <w:t xml:space="preserve">★ 이 슬라이드가 발표의 심장입니다. 화면을 보고 말하십시오. "사라집니다"라고 할 때 실제로 항목이 사라지는 타이밍에 맞추십시오.</w:t>
+        <w:t xml:space="preserve">★ 이 슬라이드가 이 발표의 주장입니다. 마감히어로 · 당근 · 네이버예약을 같은 리듬으로 세 번 짚고, "왜 비어 있는가"까지 답하고 넘어가십시오.</w:t>
       </w:r>
     </w:p>
     <w:p>
@@ -2045,7 +2036,7 @@
           <w:sz w:val="26"/>
           <w:szCs w:val="26"/>
         </w:rPr>
-        <w:t xml:space="preserve">   핵심 데모 — 이동수단 필터   </w:t>
+        <w:t xml:space="preserve">   이 조합이 시장에 없다   </w:t>
       </w:r>
       <w:r>
         <w:rPr>
@@ -2054,7 +2045,7 @@
           <w:sz w:val="22"/>
           <w:szCs w:val="22"/>
         </w:rPr>
-        <w:t xml:space="preserve">1:18</w:t>
+        <w:t xml:space="preserve">1:15</w:t>
       </w:r>
     </w:p>
     <w:p>
@@ -2080,7 +2071,67 @@
           <w:sz w:val="18"/>
           <w:szCs w:val="18"/>
         </w:rPr>
-        <w:t xml:space="preserve">3단 애니메이션. ① 사장님 등록 화면 ② 손님 화면의 마감 카운트다운 ③ 도보/자전거/차량 버튼을 누를 때마다 목록이 바뀌는 장면. 마지막에 한 줄 정의가 뜬다.</w:t>
+        <w:t xml:space="preserve">2×2 매트릭스. 가로축 = 무엇을 파나(음식 ↔ </w:t>
+      </w:r>
+      <w:r>
+        <w:rPr>
+          <w:rFonts w:ascii="맑은 고딕" w:cs="맑은 고딕" w:eastAsia="맑은 고딕" w:hAnsi="맑은 고딕"/>
+          <w:b/>
+          <w:bCs/>
+          <w:color w:val="595959"/>
+          <w:sz w:val="18"/>
+          <w:szCs w:val="18"/>
+        </w:rPr>
+        <w:t xml:space="preserve">서비스업</w:t>
+      </w:r>
+      <w:r>
+        <w:rPr>
+          <w:rFonts w:ascii="맑은 고딕" w:cs="맑은 고딕" w:eastAsia="맑은 고딕" w:hAnsi="맑은 고딕"/>
+          <w:color w:val="595959"/>
+          <w:sz w:val="18"/>
+          <w:szCs w:val="18"/>
+        </w:rPr>
+        <w:t xml:space="preserve">), 세로축 = 언제 파나(미리 예약 ↔ </w:t>
+      </w:r>
+      <w:r>
+        <w:rPr>
+          <w:rFonts w:ascii="맑은 고딕" w:cs="맑은 고딕" w:eastAsia="맑은 고딕" w:hAnsi="맑은 고딕"/>
+          <w:b/>
+          <w:bCs/>
+          <w:color w:val="595959"/>
+          <w:sz w:val="18"/>
+          <w:szCs w:val="18"/>
+        </w:rPr>
+        <w:t xml:space="preserve">지금, 내 주변</w:t>
+      </w:r>
+      <w:r>
+        <w:rPr>
+          <w:rFonts w:ascii="맑은 고딕" w:cs="맑은 고딕" w:eastAsia="맑은 고딕" w:hAnsi="맑은 고딕"/>
+          <w:color w:val="595959"/>
+          <w:sz w:val="18"/>
+          <w:szCs w:val="18"/>
+        </w:rPr>
+        <w:t xml:space="preserve">). 세 칸에 마감히어로 / 당근 / 네이버예약이 들어가고 </w:t>
+      </w:r>
+      <w:r>
+        <w:rPr>
+          <w:rFonts w:ascii="맑은 고딕" w:cs="맑은 고딕" w:eastAsia="맑은 고딕" w:hAnsi="맑은 고딕"/>
+          <w:b/>
+          <w:bCs/>
+          <w:color w:val="595959"/>
+          <w:sz w:val="18"/>
+          <w:szCs w:val="18"/>
+        </w:rPr>
+        <w:t xml:space="preserve">우상단 한 칸만 비어 있다.</w:t>
+      </w:r>
+      <w:r>
+        <w:rPr>
+          <w:rFonts w:ascii="맑은 고딕" w:cs="맑은 고딕" w:eastAsia="맑은 고딕" w:hAnsi="맑은 고딕"/>
+          <w:color w:val="595959"/>
+          <w:sz w:val="18"/>
+          <w:szCs w:val="18"/>
+        </w:rPr>
+        <w:t xml:space="preserve"> 마지막에 그 칸이 채워진다.</w:t>
       </w:r>
     </w:p>
     <w:p>
@@ -2095,27 +2146,7 @@
           <w:sz w:val="23"/>
           <w:szCs w:val="23"/>
         </w:rPr>
-        <w:t xml:space="preserve">기존 앱들은 거리순으로 보여줍니다. 1킬로, 2킬로. 제시간에 도착할 수 있는지는 사용자가 알아서 계산해야 합니다. 채움은 반대로 합니다. </w:t>
-      </w:r>
-      <w:r>
-        <w:rPr>
-          <w:rFonts w:ascii="맑은 고딕" w:cs="맑은 고딕" w:eastAsia="맑은 고딕" w:hAnsi="맑은 고딕"/>
-          <w:b/>
-          <w:bCs/>
-          <w:color w:val="1F3864"/>
-          <w:sz w:val="23"/>
-          <w:szCs w:val="23"/>
-        </w:rPr>
-        <w:t xml:space="preserve">갈 수 있는 것만 보여줍니다.</w:t>
-      </w:r>
-      <w:r>
-        <w:rPr>
-          <w:rFonts w:ascii="맑은 고딕" w:cs="맑은 고딕" w:eastAsia="맑은 고딕" w:hAnsi="맑은 고딕"/>
-          <w:color w:val="1A1A1A"/>
-          <w:sz w:val="23"/>
-          <w:szCs w:val="23"/>
-        </w:rPr>
-        <w:t xml:space="preserve"> /</w:t>
+        <w:t xml:space="preserve">이런 서비스 이미 있지 않냐고 물으실 겁니다. 반은 맞습니다. /</w:t>
       </w:r>
     </w:p>
     <w:p>
@@ -2126,11 +2157,42 @@
       <w:r>
         <w:rPr>
           <w:rFonts w:ascii="맑은 고딕" w:cs="맑은 고딕" w:eastAsia="맑은 고딕" w:hAnsi="맑은 고딕"/>
-          <w:color w:val="1A1A1A"/>
-          <w:sz w:val="23"/>
-          <w:szCs w:val="23"/>
-        </w:rPr>
-        <w:t xml:space="preserve">보시죠. 사장님이 등록합니다. 오늘 한 시부터 두 시, 마감은 열두 시 반. 정가 사만 원짜리 케어를 이만 사천 원에. /</w:t>
+          <w:b/>
+          <w:bCs/>
+          <w:color w:val="1F3864"/>
+          <w:sz w:val="23"/>
+          <w:szCs w:val="23"/>
+        </w:rPr>
+        <w:t xml:space="preserve">음식 떠리는 있습니다.</w:t>
+      </w:r>
+      <w:r>
+        <w:rPr>
+          <w:rFonts w:ascii="맑은 고딕" w:cs="맑은 고딕" w:eastAsia="맑은 고딕" w:hAnsi="맑은 고딕"/>
+          <w:color w:val="1A1A1A"/>
+          <w:sz w:val="23"/>
+          <w:szCs w:val="23"/>
+        </w:rPr>
+        <w:t xml:space="preserve"> 마감히어로, 라스트오더. 오늘 못 팔면 버리는 음식을 싸게 넘기는 앱이죠. 그런데 </w:t>
+      </w:r>
+      <w:r>
+        <w:rPr>
+          <w:rFonts w:ascii="맑은 고딕" w:cs="맑은 고딕" w:eastAsia="맑은 고딕" w:hAnsi="맑은 고딕"/>
+          <w:b/>
+          <w:bCs/>
+          <w:color w:val="1F3864"/>
+          <w:sz w:val="23"/>
+          <w:szCs w:val="23"/>
+        </w:rPr>
+        <w:t xml:space="preserve">음식만</w:t>
+      </w:r>
+      <w:r>
+        <w:rPr>
+          <w:rFonts w:ascii="맑은 고딕" w:cs="맑은 고딕" w:eastAsia="맑은 고딕" w:hAnsi="맑은 고딕"/>
+          <w:color w:val="1A1A1A"/>
+          <w:sz w:val="23"/>
+          <w:szCs w:val="23"/>
+        </w:rPr>
+        <w:t xml:space="preserve"> 합니다. /</w:t>
       </w:r>
     </w:p>
     <w:p>
@@ -2141,31 +2203,42 @@
       <w:r>
         <w:rPr>
           <w:rFonts w:ascii="맑은 고딕" w:cs="맑은 고딕" w:eastAsia="맑은 고딕" w:hAnsi="맑은 고딕"/>
-          <w:color w:val="1A1A1A"/>
-          <w:sz w:val="23"/>
-          <w:szCs w:val="23"/>
-        </w:rPr>
-        <w:t xml:space="preserve">손님 화면에는 이렇게 뜹니다. </w:t>
-      </w:r>
-      <w:r>
-        <w:rPr>
-          <w:rFonts w:ascii="맑은 고딕" w:cs="맑은 고딕" w:eastAsia="맑은 고딕" w:hAnsi="맑은 고딕"/>
           <w:b/>
           <w:bCs/>
           <w:color w:val="1F3864"/>
           <w:sz w:val="23"/>
           <w:szCs w:val="23"/>
         </w:rPr>
-        <w:t xml:space="preserve">마감까지 38분.</w:t>
-      </w:r>
-      <w:r>
-        <w:rPr>
-          <w:rFonts w:ascii="맑은 고딕" w:cs="맑은 고딕" w:eastAsia="맑은 고딕" w:hAnsi="맑은 고딕"/>
-          <w:color w:val="1A1A1A"/>
-          <w:sz w:val="23"/>
-          <w:szCs w:val="23"/>
-        </w:rPr>
-        <w:t xml:space="preserve"> 이 숫자는 실시간으로 줄어듭니다. /</w:t>
+        <w:t xml:space="preserve">내 주변도 있습니다.</w:t>
+      </w:r>
+      <w:r>
+        <w:rPr>
+          <w:rFonts w:ascii="맑은 고딕" w:cs="맑은 고딕" w:eastAsia="맑은 고딕" w:hAnsi="맑은 고딕"/>
+          <w:color w:val="1A1A1A"/>
+          <w:sz w:val="23"/>
+          <w:szCs w:val="23"/>
+        </w:rPr>
+        <w:t xml:space="preserve"> 당근. 지금 내 근처에서 거래가 일어나죠. 그런데 </w:t>
+      </w:r>
+      <w:r>
+        <w:rPr>
+          <w:rFonts w:ascii="맑은 고딕" w:cs="맑은 고딕" w:eastAsia="맑은 고딕" w:hAnsi="맑은 고딕"/>
+          <w:b/>
+          <w:bCs/>
+          <w:color w:val="1F3864"/>
+          <w:sz w:val="23"/>
+          <w:szCs w:val="23"/>
+        </w:rPr>
+        <w:t xml:space="preserve">중고 물건</w:t>
+      </w:r>
+      <w:r>
+        <w:rPr>
+          <w:rFonts w:ascii="맑은 고딕" w:cs="맑은 고딕" w:eastAsia="맑은 고딕" w:hAnsi="맑은 고딕"/>
+          <w:color w:val="1A1A1A"/>
+          <w:sz w:val="23"/>
+          <w:szCs w:val="23"/>
+        </w:rPr>
+        <w:t xml:space="preserve">입니다. /</w:t>
       </w:r>
     </w:p>
     <w:p>
@@ -2176,11 +2249,42 @@
       <w:r>
         <w:rPr>
           <w:rFonts w:ascii="맑은 고딕" w:cs="맑은 고딕" w:eastAsia="맑은 고딕" w:hAnsi="맑은 고딕"/>
-          <w:color w:val="1A1A1A"/>
-          <w:sz w:val="23"/>
-          <w:szCs w:val="23"/>
-        </w:rPr>
-        <w:t xml:space="preserve">그리고 버튼이 세 개 있습니다. 도보, 자전거, 차량. 지금 이 가게까지 2.5킬로입니다. /</w:t>
+          <w:b/>
+          <w:bCs/>
+          <w:color w:val="1F3864"/>
+          <w:sz w:val="23"/>
+          <w:szCs w:val="23"/>
+        </w:rPr>
+        <w:t xml:space="preserve">미용실 예약도 있습니다.</w:t>
+      </w:r>
+      <w:r>
+        <w:rPr>
+          <w:rFonts w:ascii="맑은 고딕" w:cs="맑은 고딕" w:eastAsia="맑은 고딕" w:hAnsi="맑은 고딕"/>
+          <w:color w:val="1A1A1A"/>
+          <w:sz w:val="23"/>
+          <w:szCs w:val="23"/>
+        </w:rPr>
+        <w:t xml:space="preserve"> 네이버예약, 카카오헤어샵. 그런데 </w:t>
+      </w:r>
+      <w:r>
+        <w:rPr>
+          <w:rFonts w:ascii="맑은 고딕" w:cs="맑은 고딕" w:eastAsia="맑은 고딕" w:hAnsi="맑은 고딕"/>
+          <w:b/>
+          <w:bCs/>
+          <w:color w:val="1F3864"/>
+          <w:sz w:val="23"/>
+          <w:szCs w:val="23"/>
+        </w:rPr>
+        <w:t xml:space="preserve">내일과 다음 주</w:t>
+      </w:r>
+      <w:r>
+        <w:rPr>
+          <w:rFonts w:ascii="맑은 고딕" w:cs="맑은 고딕" w:eastAsia="맑은 고딕" w:hAnsi="맑은 고딕"/>
+          <w:color w:val="1A1A1A"/>
+          <w:sz w:val="23"/>
+          <w:szCs w:val="23"/>
+        </w:rPr>
+        <w:t xml:space="preserve">를 팝니다. 오늘 비어버린 한 시간은 아무도 안 팝니다. /</w:t>
       </w:r>
     </w:p>
     <w:p>
@@ -2191,33 +2295,22 @@
       <w:r>
         <w:rPr>
           <w:rFonts w:ascii="맑은 고딕" w:cs="맑은 고딕" w:eastAsia="맑은 고딕" w:hAnsi="맑은 고딕"/>
+          <w:color w:val="1A1A1A"/>
+          <w:sz w:val="23"/>
+          <w:szCs w:val="23"/>
+        </w:rPr>
+        <w:t xml:space="preserve">그래서 이 칸이 비어 있습니다. </w:t>
+      </w:r>
+      <w:r>
+        <w:rPr>
+          <w:rFonts w:ascii="맑은 고딕" w:cs="맑은 고딕" w:eastAsia="맑은 고딕" w:hAnsi="맑은 고딕"/>
           <w:b/>
           <w:bCs/>
           <w:color w:val="1F3864"/>
           <w:sz w:val="23"/>
           <w:szCs w:val="23"/>
         </w:rPr>
-        <w:t xml:space="preserve">도보</w:t>
-      </w:r>
-      <w:r>
-        <w:rPr>
-          <w:rFonts w:ascii="맑은 고딕" w:cs="맑은 고딕" w:eastAsia="맑은 고딕" w:hAnsi="맑은 고딕"/>
-          <w:color w:val="1A1A1A"/>
-          <w:sz w:val="23"/>
-          <w:szCs w:val="23"/>
-        </w:rPr>
-        <w:t xml:space="preserve">를 누르면 38분, 준비 시간까지 43분. 38분 안에 못 갑니다. </w:t>
-      </w:r>
-      <w:r>
-        <w:rPr>
-          <w:rFonts w:ascii="맑은 고딕" w:cs="맑은 고딕" w:eastAsia="맑은 고딕" w:hAnsi="맑은 고딕"/>
-          <w:b/>
-          <w:bCs/>
-          <w:color w:val="1F3864"/>
-          <w:sz w:val="23"/>
-          <w:szCs w:val="23"/>
-        </w:rPr>
-        <w:t xml:space="preserve">화면에서 사라집니다.</w:t>
+        <w:t xml:space="preserve">서비스업의 떠리를, 내 주변에서, 지금.</w:t>
       </w:r>
       <w:r>
         <w:rPr>
@@ -2243,27 +2336,7 @@
           <w:sz w:val="23"/>
           <w:szCs w:val="23"/>
         </w:rPr>
-        <w:t xml:space="preserve">자전거</w:t>
-      </w:r>
-      <w:r>
-        <w:rPr>
-          <w:rFonts w:ascii="맑은 고딕" w:cs="맑은 고딕" w:eastAsia="맑은 고딕" w:hAnsi="맑은 고딕"/>
-          <w:color w:val="1A1A1A"/>
-          <w:sz w:val="23"/>
-          <w:szCs w:val="23"/>
-        </w:rPr>
-        <w:t xml:space="preserve">를 누르면 10분. 여유가 23분 남습니다. </w:t>
-      </w:r>
-      <w:r>
-        <w:rPr>
-          <w:rFonts w:ascii="맑은 고딕" w:cs="맑은 고딕" w:eastAsia="맑은 고딕" w:hAnsi="맑은 고딕"/>
-          <w:b/>
-          <w:bCs/>
-          <w:color w:val="1F3864"/>
-          <w:sz w:val="23"/>
-          <w:szCs w:val="23"/>
-        </w:rPr>
-        <w:t xml:space="preserve">보입니다.</w:t>
+        <w:t xml:space="preserve">음식 떠리와 당근을 합친 자리인데, 아직 아무도 여기 없습니다.</w:t>
       </w:r>
       <w:r>
         <w:rPr>
@@ -2287,7 +2360,47 @@
           <w:sz w:val="23"/>
           <w:szCs w:val="23"/>
         </w:rPr>
-        <w:t xml:space="preserve">차량도 주차 시간까지 18분. 보입니다. /</w:t>
+        <w:t xml:space="preserve">왜 비어 있을까요. 우연이 아닙니다. 음식 떠리 앱은 </w:t>
+      </w:r>
+      <w:r>
+        <w:rPr>
+          <w:rFonts w:ascii="맑은 고딕" w:cs="맑은 고딕" w:eastAsia="맑은 고딕" w:hAnsi="맑은 고딕"/>
+          <w:b/>
+          <w:bCs/>
+          <w:color w:val="1F3864"/>
+          <w:sz w:val="23"/>
+          <w:szCs w:val="23"/>
+        </w:rPr>
+        <w:t xml:space="preserve">물건 재고</w:t>
+      </w:r>
+      <w:r>
+        <w:rPr>
+          <w:rFonts w:ascii="맑은 고딕" w:cs="맑은 고딕" w:eastAsia="맑은 고딕" w:hAnsi="맑은 고딕"/>
+          <w:color w:val="1A1A1A"/>
+          <w:sz w:val="23"/>
+          <w:szCs w:val="23"/>
+        </w:rPr>
+        <w:t xml:space="preserve">를 세는 구조라 예약 슬롯으로 넘어오지 못합니다. 예약 앱은 </w:t>
+      </w:r>
+      <w:r>
+        <w:rPr>
+          <w:rFonts w:ascii="맑은 고딕" w:cs="맑은 고딕" w:eastAsia="맑은 고딕" w:hAnsi="맑은 고딕"/>
+          <w:b/>
+          <w:bCs/>
+          <w:color w:val="1F3864"/>
+          <w:sz w:val="23"/>
+          <w:szCs w:val="23"/>
+        </w:rPr>
+        <w:t xml:space="preserve">정가</w:t>
+      </w:r>
+      <w:r>
+        <w:rPr>
+          <w:rFonts w:ascii="맑은 고딕" w:cs="맑은 고딕" w:eastAsia="맑은 고딕" w:hAnsi="맑은 고딕"/>
+          <w:color w:val="1A1A1A"/>
+          <w:sz w:val="23"/>
+          <w:szCs w:val="23"/>
+        </w:rPr>
+        <w:t xml:space="preserve">로 먹고살아서 스스로 할인을 걸 수 없습니다. /</w:t>
       </w:r>
     </w:p>
     <w:p>
@@ -2298,48 +2411,31 @@
       <w:r>
         <w:rPr>
           <w:rFonts w:ascii="맑은 고딕" w:cs="맑은 고딕" w:eastAsia="맑은 고딕" w:hAnsi="맑은 고딕"/>
+          <w:color w:val="1A1A1A"/>
+          <w:sz w:val="23"/>
+          <w:szCs w:val="23"/>
+        </w:rPr>
+        <w:t xml:space="preserve">각자 자기 구조에 묶여 있어서, 이 칸은 </w:t>
+      </w:r>
+      <w:r>
+        <w:rPr>
+          <w:rFonts w:ascii="맑은 고딕" w:cs="맑은 고딕" w:eastAsia="맑은 고딕" w:hAnsi="맑은 고딕"/>
           <w:b/>
           <w:bCs/>
           <w:color w:val="1F3864"/>
           <w:sz w:val="23"/>
           <w:szCs w:val="23"/>
         </w:rPr>
-        <w:t xml:space="preserve">같은 시각, 같은 자리에 서 있어도, 이동수단에 따라 완전히 다른 화면을 봅니다.</w:t>
-      </w:r>
-      <w:r>
-        <w:rPr>
-          <w:rFonts w:ascii="맑은 고딕" w:cs="맑은 고딕" w:eastAsia="맑은 고딕" w:hAnsi="맑은 고딕"/>
-          <w:color w:val="1A1A1A"/>
-          <w:sz w:val="23"/>
-          <w:szCs w:val="23"/>
-        </w:rPr>
-        <w:t xml:space="preserve"> /</w:t>
-      </w:r>
-    </w:p>
-    <w:p>
-      <w:pPr>
-        <w:spacing w:after="90" w:before="90" w:line="340"/>
-        <w:ind w:left="340" w:right="200"/>
-      </w:pPr>
-      <w:r>
-        <w:rPr>
-          <w:rFonts w:ascii="맑은 고딕" w:cs="맑은 고딕" w:eastAsia="맑은 고딕" w:hAnsi="맑은 고딕"/>
-          <w:color w:val="1A1A1A"/>
-          <w:sz w:val="23"/>
-          <w:szCs w:val="23"/>
-        </w:rPr>
-        <w:t xml:space="preserve">지금, 내가 갈 수 있는 거리 안에서, 비어 있는 예약 한 자리를 채운다. </w:t>
-      </w:r>
-      <w:r>
-        <w:rPr>
-          <w:rFonts w:ascii="맑은 고딕" w:cs="맑은 고딕" w:eastAsia="맑은 고딕" w:hAnsi="맑은 고딕"/>
-          <w:b/>
-          <w:bCs/>
-          <w:color w:val="1F3864"/>
-          <w:sz w:val="23"/>
-          <w:szCs w:val="23"/>
-        </w:rPr>
-        <w:t xml:space="preserve">이게 채움입니다.</w:t>
+        <w:t xml:space="preserve">옆으로 한 걸음 옮겨서는 아무도 못 오는 자리</w:t>
+      </w:r>
+      <w:r>
+        <w:rPr>
+          <w:rFonts w:ascii="맑은 고딕" w:cs="맑은 고딕" w:eastAsia="맑은 고딕" w:hAnsi="맑은 고딕"/>
+          <w:color w:val="1A1A1A"/>
+          <w:sz w:val="23"/>
+          <w:szCs w:val="23"/>
+        </w:rPr>
+        <w:t xml:space="preserve">입니다.</w:t>
       </w:r>
     </w:p>
     <w:p>
@@ -2365,7 +2461,7 @@
           <w:sz w:val="18"/>
           <w:szCs w:val="18"/>
         </w:rPr>
-        <w:t xml:space="preserve">화면을 그대로 둔 채 "이 작은 장치가 세 가지를 만듭니다"</w:t>
+        <w:t xml:space="preserve">빈 칸이 채워지며 → S3</w:t>
       </w:r>
     </w:p>
     <w:p>
@@ -2395,7 +2491,7 @@
           <w:sz w:val="26"/>
           <w:szCs w:val="26"/>
         </w:rPr>
-        <w:t xml:space="preserve">   세 가지 효과   </w:t>
+        <w:t xml:space="preserve">   채움 — 무엇을 파는가   </w:t>
       </w:r>
       <w:r>
         <w:rPr>
@@ -2404,7 +2500,7 @@
           <w:sz w:val="22"/>
           <w:szCs w:val="22"/>
         </w:rPr>
-        <w:t xml:space="preserve">0:28</w:t>
+        <w:t xml:space="preserve">0:31</w:t>
       </w:r>
     </w:p>
     <w:p>
@@ -2430,7 +2526,7 @@
           <w:sz w:val="18"/>
           <w:szCs w:val="18"/>
         </w:rPr>
-        <w:t xml:space="preserve">아이콘 3개 가로 배열. ① 헛걸음 제로 ② 짧은 목록, 높은 전환 ③ 가장 비싼 트래픽.</w:t>
+        <w:t xml:space="preserve">앱 메인 화면 한 장. 내 위치 중심 지도에 빈 슬롯 카드 서너 개. 하단에 한 줄 정의.</w:t>
       </w:r>
     </w:p>
     <w:p>
@@ -2445,7 +2541,7 @@
           <w:sz w:val="23"/>
           <w:szCs w:val="23"/>
         </w:rPr>
-        <w:t xml:space="preserve">첫째, </w:t>
+        <w:t xml:space="preserve">그 자리를 저희가 만들려고 합니다. 이름은 </w:t>
       </w:r>
       <w:r>
         <w:rPr>
@@ -2456,36 +2552,16 @@
           <w:sz w:val="23"/>
           <w:szCs w:val="23"/>
         </w:rPr>
-        <w:t xml:space="preserve">헛걸음이 사라집니다.</w:t>
-      </w:r>
-      <w:r>
-        <w:rPr>
-          <w:rFonts w:ascii="맑은 고딕" w:cs="맑은 고딕" w:eastAsia="맑은 고딕" w:hAnsi="맑은 고딕"/>
-          <w:color w:val="1A1A1A"/>
-          <w:sz w:val="23"/>
-          <w:szCs w:val="23"/>
-        </w:rPr>
-        <w:t xml:space="preserve"> 못 오는 사람에게는 애초에 안 보여주니까요. 노쇼를 정책이 아니라 </w:t>
-      </w:r>
-      <w:r>
-        <w:rPr>
-          <w:rFonts w:ascii="맑은 고딕" w:cs="맑은 고딕" w:eastAsia="맑은 고딕" w:hAnsi="맑은 고딕"/>
-          <w:b/>
-          <w:bCs/>
-          <w:color w:val="1F3864"/>
-          <w:sz w:val="23"/>
-          <w:szCs w:val="23"/>
-        </w:rPr>
-        <w:t xml:space="preserve">화면 설계로</w:t>
-      </w:r>
-      <w:r>
-        <w:rPr>
-          <w:rFonts w:ascii="맑은 고딕" w:cs="맑은 고딕" w:eastAsia="맑은 고딕" w:hAnsi="맑은 고딕"/>
-          <w:color w:val="1A1A1A"/>
-          <w:sz w:val="23"/>
-          <w:szCs w:val="23"/>
-        </w:rPr>
-        <w:t xml:space="preserve"> 막는 겁니다.</w:t>
+        <w:t xml:space="preserve">채움</w:t>
+      </w:r>
+      <w:r>
+        <w:rPr>
+          <w:rFonts w:ascii="맑은 고딕" w:cs="맑은 고딕" w:eastAsia="맑은 고딕" w:hAnsi="맑은 고딕"/>
+          <w:color w:val="1A1A1A"/>
+          <w:sz w:val="23"/>
+          <w:szCs w:val="23"/>
+        </w:rPr>
+        <w:t xml:space="preserve">입니다. /</w:t>
       </w:r>
     </w:p>
     <w:p>
@@ -2500,27 +2576,7 @@
           <w:sz w:val="23"/>
           <w:szCs w:val="23"/>
         </w:rPr>
-        <w:t xml:space="preserve">둘째, 목록은 짧아지는데 </w:t>
-      </w:r>
-      <w:r>
-        <w:rPr>
-          <w:rFonts w:ascii="맑은 고딕" w:cs="맑은 고딕" w:eastAsia="맑은 고딕" w:hAnsi="맑은 고딕"/>
-          <w:b/>
-          <w:bCs/>
-          <w:color w:val="1F3864"/>
-          <w:sz w:val="23"/>
-          <w:szCs w:val="23"/>
-        </w:rPr>
-        <w:t xml:space="preserve">예약 전환율은 올라갑니다.</w:t>
-      </w:r>
-      <w:r>
-        <w:rPr>
-          <w:rFonts w:ascii="맑은 고딕" w:cs="맑은 고딕" w:eastAsia="맑은 고딕" w:hAnsi="맑은 고딕"/>
-          <w:color w:val="1A1A1A"/>
-          <w:sz w:val="23"/>
-          <w:szCs w:val="23"/>
-        </w:rPr>
-        <w:t xml:space="preserve"> 보이는 게 전부 진짜 갈 수 있는 것이니까요.</w:t>
+        <w:t xml:space="preserve">사장님은 오늘 비어버린 한 시간을 올립니다. 정가 사만 원짜리 네일 케어를 이만 사천 원에. /</w:t>
       </w:r>
     </w:p>
     <w:p>
@@ -2535,7 +2591,7 @@
           <w:sz w:val="23"/>
           <w:szCs w:val="23"/>
         </w:rPr>
-        <w:t xml:space="preserve">셋째, 광고 상품의 근거가 생깁니다. </w:t>
+        <w:t xml:space="preserve">저는 지금 강남역에 있고 두 시간이 비었습니다. 앱을 열면 </w:t>
       </w:r>
       <w:r>
         <w:rPr>
@@ -2546,16 +2602,42 @@
           <w:sz w:val="23"/>
           <w:szCs w:val="23"/>
         </w:rPr>
-        <w:t xml:space="preserve">지금 여기 올 수 있는 사람</w:t>
-      </w:r>
-      <w:r>
-        <w:rPr>
-          <w:rFonts w:ascii="맑은 고딕" w:cs="맑은 고딕" w:eastAsia="맑은 고딕" w:hAnsi="맑은 고딕"/>
-          <w:color w:val="1A1A1A"/>
-          <w:sz w:val="23"/>
-          <w:szCs w:val="23"/>
-        </w:rPr>
-        <w:t xml:space="preserve">은 광고주에게 가장 비싼 트래픽입니다.</w:t>
+        <w:t xml:space="preserve">내 주변에서 지금 바로 받을 수 있는 자리들</w:t>
+      </w:r>
+      <w:r>
+        <w:rPr>
+          <w:rFonts w:ascii="맑은 고딕" w:cs="맑은 고딕" w:eastAsia="맑은 고딕" w:hAnsi="맑은 고딕"/>
+          <w:color w:val="1A1A1A"/>
+          <w:sz w:val="23"/>
+          <w:szCs w:val="23"/>
+        </w:rPr>
+        <w:t xml:space="preserve">이 뜹니다. /</w:t>
+      </w:r>
+    </w:p>
+    <w:p>
+      <w:pPr>
+        <w:spacing w:after="90" w:before="90" w:line="340"/>
+        <w:ind w:left="340" w:right="200"/>
+      </w:pPr>
+      <w:r>
+        <w:rPr>
+          <w:rFonts w:ascii="맑은 고딕" w:cs="맑은 고딕" w:eastAsia="맑은 고딕" w:hAnsi="맑은 고딕"/>
+          <w:color w:val="1A1A1A"/>
+          <w:sz w:val="23"/>
+          <w:szCs w:val="23"/>
+        </w:rPr>
+        <w:t xml:space="preserve">지금, 내 주변에서, 비어 있는 예약 한 자리를 채운다. </w:t>
+      </w:r>
+      <w:r>
+        <w:rPr>
+          <w:rFonts w:ascii="맑은 고딕" w:cs="맑은 고딕" w:eastAsia="맑은 고딕" w:hAnsi="맑은 고딕"/>
+          <w:b/>
+          <w:bCs/>
+          <w:color w:val="1F3864"/>
+          <w:sz w:val="23"/>
+          <w:szCs w:val="23"/>
+        </w:rPr>
+        <w:t xml:space="preserve">이게 채움입니다.</w:t>
       </w:r>
     </w:p>
     <w:p>
@@ -2581,12 +2663,28 @@
           <w:sz w:val="18"/>
           <w:szCs w:val="18"/>
         </w:rPr>
-        <w:t xml:space="preserve">"사장님 화면도 잠깐 보여드리겠습니다"</w:t>
+        <w:t xml:space="preserve">"그런데 여기서 문제가 하나 생깁니다" → S4</w:t>
       </w:r>
     </w:p>
     <w:p>
       <w:r>
         <w:br w:type="page"/>
+      </w:r>
+    </w:p>
+    <w:p>
+      <w:pPr>
+        <w:shd w:fill="F2F5F9" w:color="auto" w:val="clear"/>
+        <w:spacing w:after="120" w:before="120" w:line="276"/>
+        <w:ind w:left="140" w:right="140"/>
+      </w:pPr>
+      <w:r>
+        <w:rPr>
+          <w:rFonts w:ascii="맑은 고딕" w:cs="맑은 고딕" w:eastAsia="맑은 고딕" w:hAnsi="맑은 고딕"/>
+          <w:color w:val="B02A2A"/>
+          <w:sz w:val="19"/>
+          <w:szCs w:val="19"/>
+        </w:rPr>
+        <w:t xml:space="preserve">★ 이 슬라이드가 그 주장의 증거입니다. 화면을 보고 말하십시오. "사라집니다"라고 할 때 실제로 항목이 사라지는 타이밍에 맞추십시오.</w:t>
       </w:r>
     </w:p>
     <w:p>
@@ -2616,7 +2714,7 @@
           <w:sz w:val="26"/>
           <w:szCs w:val="26"/>
         </w:rPr>
-        <w:t xml:space="preserve">   사장님 화면   </w:t>
+        <w:t xml:space="preserve">   도달 계산 — 내 주변을 진짜 갈 수 있는 곳으로   </w:t>
       </w:r>
       <w:r>
         <w:rPr>
@@ -2625,7 +2723,7 @@
           <w:sz w:val="22"/>
           <w:szCs w:val="22"/>
         </w:rPr>
-        <w:t xml:space="preserve">0:23</w:t>
+        <w:t xml:space="preserve">1:12</w:t>
       </w:r>
     </w:p>
     <w:p>
@@ -2651,7 +2749,18 @@
           <w:sz w:val="18"/>
           <w:szCs w:val="18"/>
         </w:rPr>
-        <w:t xml:space="preserve">사장님 앱 목업. "이 슬롯을 지금 볼 수 있는 사람 47명 (도보 6·자전거 18·차량 23)" / "마감을 15분 늦추면 → 112명"</w:t>
+        <w:t xml:space="preserve">3단 애니메이션. ① 마감 카운트다운 ② 도보/자전거/차량 버튼 ③ 버튼을 누를 때마다 목록이 바뀌는 장면. </w:t>
+      </w:r>
+      <w:r>
+        <w:rPr>
+          <w:rFonts w:ascii="맑은 고딕" w:cs="맑은 고딕" w:eastAsia="맑은 고딕" w:hAnsi="맑은 고딕"/>
+          <w:b/>
+          <w:bCs/>
+          <w:color w:val="595959"/>
+          <w:sz w:val="18"/>
+          <w:szCs w:val="18"/>
+        </w:rPr>
+        <w:t xml:space="preserve">애니메이션에 가장 공을 들일 슬라이드.</w:t>
       </w:r>
     </w:p>
     <w:p>
@@ -2662,11 +2771,22 @@
       <w:r>
         <w:rPr>
           <w:rFonts w:ascii="맑은 고딕" w:cs="맑은 고딕" w:eastAsia="맑은 고딕" w:hAnsi="맑은 고딕"/>
-          <w:color w:val="1A1A1A"/>
-          <w:sz w:val="23"/>
-          <w:szCs w:val="23"/>
-        </w:rPr>
-        <w:t xml:space="preserve">이 슬롯을 지금 볼 수 있는 사람 47명. 도보 6, 자전거 18, 차량 23. /</w:t>
+          <w:b/>
+          <w:bCs/>
+          <w:color w:val="1F3864"/>
+          <w:sz w:val="23"/>
+          <w:szCs w:val="23"/>
+        </w:rPr>
+        <w:t xml:space="preserve">내 주변에 있다고 해서, 내가 정말 갈 수 있을까요.</w:t>
+      </w:r>
+      <w:r>
+        <w:rPr>
+          <w:rFonts w:ascii="맑은 고딕" w:cs="맑은 고딕" w:eastAsia="맑은 고딕" w:hAnsi="맑은 고딕"/>
+          <w:color w:val="1A1A1A"/>
+          <w:sz w:val="23"/>
+          <w:szCs w:val="23"/>
+        </w:rPr>
+        <w:t xml:space="preserve"> /</w:t>
       </w:r>
     </w:p>
     <w:p>
@@ -2681,7 +2801,27 @@
           <w:sz w:val="23"/>
           <w:szCs w:val="23"/>
         </w:rPr>
-        <w:t xml:space="preserve">마감을 15분만 늦추면 47명이 112명이 됩니다. /</w:t>
+        <w:t xml:space="preserve">마감이 38분 남았는데 걸어서 40분이면, 그건 내 주변에 있어도 </w:t>
+      </w:r>
+      <w:r>
+        <w:rPr>
+          <w:rFonts w:ascii="맑은 고딕" w:cs="맑은 고딕" w:eastAsia="맑은 고딕" w:hAnsi="맑은 고딕"/>
+          <w:b/>
+          <w:bCs/>
+          <w:color w:val="1F3864"/>
+          <w:sz w:val="23"/>
+          <w:szCs w:val="23"/>
+        </w:rPr>
+        <w:t xml:space="preserve">없는 겁니다.</w:t>
+      </w:r>
+      <w:r>
+        <w:rPr>
+          <w:rFonts w:ascii="맑은 고딕" w:cs="맑은 고딕" w:eastAsia="맑은 고딕" w:hAnsi="맑은 고딕"/>
+          <w:color w:val="1A1A1A"/>
+          <w:sz w:val="23"/>
+          <w:szCs w:val="23"/>
+        </w:rPr>
+        <w:t xml:space="preserve"> /</w:t>
       </w:r>
     </w:p>
     <w:p>
@@ -2692,22 +2832,242 @@
       <w:r>
         <w:rPr>
           <w:rFonts w:ascii="맑은 고딕" w:cs="맑은 고딕" w:eastAsia="맑은 고딕" w:hAnsi="맑은 고딕"/>
+          <w:color w:val="1A1A1A"/>
+          <w:sz w:val="23"/>
+          <w:szCs w:val="23"/>
+        </w:rPr>
+        <w:t xml:space="preserve">기존 앱들은 거리순으로만 보여줍니다. 1킬로, 2킬로. 제시간에 도착할 수 있는지는 사용자가 알아서 계산해야 합니다. </w:t>
+      </w:r>
+      <w:r>
+        <w:rPr>
+          <w:rFonts w:ascii="맑은 고딕" w:cs="맑은 고딕" w:eastAsia="맑은 고딕" w:hAnsi="맑은 고딕"/>
           <w:b/>
           <w:bCs/>
           <w:color w:val="1F3864"/>
           <w:sz w:val="23"/>
           <w:szCs w:val="23"/>
         </w:rPr>
-        <w:t xml:space="preserve">가격을 깎으라고 하지 않습니다. 시간을 조정하라고 합니다.</w:t>
-      </w:r>
-      <w:r>
-        <w:rPr>
-          <w:rFonts w:ascii="맑은 고딕" w:cs="맑은 고딕" w:eastAsia="맑은 고딕" w:hAnsi="맑은 고딕"/>
-          <w:color w:val="1A1A1A"/>
-          <w:sz w:val="23"/>
-          <w:szCs w:val="23"/>
-        </w:rPr>
-        <w:t xml:space="preserve"> 사장님에게 할인 말고 다른 레버를 하나 더 드리는 겁니다.</w:t>
+        <w:t xml:space="preserve">채움은 갈 수 있는 것만 보여줍니다.</w:t>
+      </w:r>
+      <w:r>
+        <w:rPr>
+          <w:rFonts w:ascii="맑은 고딕" w:cs="맑은 고딕" w:eastAsia="맑은 고딕" w:hAnsi="맑은 고딕"/>
+          <w:color w:val="1A1A1A"/>
+          <w:sz w:val="23"/>
+          <w:szCs w:val="23"/>
+        </w:rPr>
+        <w:t xml:space="preserve"> /</w:t>
+      </w:r>
+    </w:p>
+    <w:p>
+      <w:pPr>
+        <w:spacing w:after="90" w:before="90" w:line="340"/>
+        <w:ind w:left="340" w:right="200"/>
+      </w:pPr>
+      <w:r>
+        <w:rPr>
+          <w:rFonts w:ascii="맑은 고딕" w:cs="맑은 고딕" w:eastAsia="맑은 고딕" w:hAnsi="맑은 고딕"/>
+          <w:color w:val="1A1A1A"/>
+          <w:sz w:val="23"/>
+          <w:szCs w:val="23"/>
+        </w:rPr>
+        <w:t xml:space="preserve">보시죠. 마감까지 </w:t>
+      </w:r>
+      <w:r>
+        <w:rPr>
+          <w:rFonts w:ascii="맑은 고딕" w:cs="맑은 고딕" w:eastAsia="맑은 고딕" w:hAnsi="맑은 고딕"/>
+          <w:b/>
+          <w:bCs/>
+          <w:color w:val="1F3864"/>
+          <w:sz w:val="23"/>
+          <w:szCs w:val="23"/>
+        </w:rPr>
+        <w:t xml:space="preserve">38분.</w:t>
+      </w:r>
+      <w:r>
+        <w:rPr>
+          <w:rFonts w:ascii="맑은 고딕" w:cs="맑은 고딕" w:eastAsia="맑은 고딕" w:hAnsi="맑은 고딕"/>
+          <w:color w:val="1A1A1A"/>
+          <w:sz w:val="23"/>
+          <w:szCs w:val="23"/>
+        </w:rPr>
+        <w:t xml:space="preserve"> 이 숫자는 실시간으로 줄어듭니다. 그리고 버튼이 세 개 있습니다. 도보, 자전거, 차량. 지금 이 가게까지 2.5킬로입니다. /</w:t>
+      </w:r>
+    </w:p>
+    <w:p>
+      <w:pPr>
+        <w:spacing w:after="90" w:before="90" w:line="340"/>
+        <w:ind w:left="340" w:right="200"/>
+      </w:pPr>
+      <w:r>
+        <w:rPr>
+          <w:rFonts w:ascii="맑은 고딕" w:cs="맑은 고딕" w:eastAsia="맑은 고딕" w:hAnsi="맑은 고딕"/>
+          <w:b/>
+          <w:bCs/>
+          <w:color w:val="1F3864"/>
+          <w:sz w:val="23"/>
+          <w:szCs w:val="23"/>
+        </w:rPr>
+        <w:t xml:space="preserve">도보</w:t>
+      </w:r>
+      <w:r>
+        <w:rPr>
+          <w:rFonts w:ascii="맑은 고딕" w:cs="맑은 고딕" w:eastAsia="맑은 고딕" w:hAnsi="맑은 고딕"/>
+          <w:color w:val="1A1A1A"/>
+          <w:sz w:val="23"/>
+          <w:szCs w:val="23"/>
+        </w:rPr>
+        <w:t xml:space="preserve">를 누르면 38분, 준비 시간까지 43분. 못 갑니다. </w:t>
+      </w:r>
+      <w:r>
+        <w:rPr>
+          <w:rFonts w:ascii="맑은 고딕" w:cs="맑은 고딕" w:eastAsia="맑은 고딕" w:hAnsi="맑은 고딕"/>
+          <w:b/>
+          <w:bCs/>
+          <w:color w:val="1F3864"/>
+          <w:sz w:val="23"/>
+          <w:szCs w:val="23"/>
+        </w:rPr>
+        <w:t xml:space="preserve">화면에서 사라집니다.</w:t>
+      </w:r>
+      <w:r>
+        <w:rPr>
+          <w:rFonts w:ascii="맑은 고딕" w:cs="맑은 고딕" w:eastAsia="맑은 고딕" w:hAnsi="맑은 고딕"/>
+          <w:color w:val="1A1A1A"/>
+          <w:sz w:val="23"/>
+          <w:szCs w:val="23"/>
+        </w:rPr>
+        <w:t xml:space="preserve"> /</w:t>
+      </w:r>
+    </w:p>
+    <w:p>
+      <w:pPr>
+        <w:spacing w:after="90" w:before="90" w:line="340"/>
+        <w:ind w:left="340" w:right="200"/>
+      </w:pPr>
+      <w:r>
+        <w:rPr>
+          <w:rFonts w:ascii="맑은 고딕" w:cs="맑은 고딕" w:eastAsia="맑은 고딕" w:hAnsi="맑은 고딕"/>
+          <w:b/>
+          <w:bCs/>
+          <w:color w:val="1F3864"/>
+          <w:sz w:val="23"/>
+          <w:szCs w:val="23"/>
+        </w:rPr>
+        <w:t xml:space="preserve">자전거</w:t>
+      </w:r>
+      <w:r>
+        <w:rPr>
+          <w:rFonts w:ascii="맑은 고딕" w:cs="맑은 고딕" w:eastAsia="맑은 고딕" w:hAnsi="맑은 고딕"/>
+          <w:color w:val="1A1A1A"/>
+          <w:sz w:val="23"/>
+          <w:szCs w:val="23"/>
+        </w:rPr>
+        <w:t xml:space="preserve">를 누르면 10분. 여유가 23분 남습니다. </w:t>
+      </w:r>
+      <w:r>
+        <w:rPr>
+          <w:rFonts w:ascii="맑은 고딕" w:cs="맑은 고딕" w:eastAsia="맑은 고딕" w:hAnsi="맑은 고딕"/>
+          <w:b/>
+          <w:bCs/>
+          <w:color w:val="1F3864"/>
+          <w:sz w:val="23"/>
+          <w:szCs w:val="23"/>
+        </w:rPr>
+        <w:t xml:space="preserve">보입니다.</w:t>
+      </w:r>
+      <w:r>
+        <w:rPr>
+          <w:rFonts w:ascii="맑은 고딕" w:cs="맑은 고딕" w:eastAsia="맑은 고딕" w:hAnsi="맑은 고딕"/>
+          <w:color w:val="1A1A1A"/>
+          <w:sz w:val="23"/>
+          <w:szCs w:val="23"/>
+        </w:rPr>
+        <w:t xml:space="preserve"> /</w:t>
+      </w:r>
+    </w:p>
+    <w:p>
+      <w:pPr>
+        <w:spacing w:after="90" w:before="90" w:line="340"/>
+        <w:ind w:left="340" w:right="200"/>
+      </w:pPr>
+      <w:r>
+        <w:rPr>
+          <w:rFonts w:ascii="맑은 고딕" w:cs="맑은 고딕" w:eastAsia="맑은 고딕" w:hAnsi="맑은 고딕"/>
+          <w:color w:val="1A1A1A"/>
+          <w:sz w:val="23"/>
+          <w:szCs w:val="23"/>
+        </w:rPr>
+        <w:t xml:space="preserve">차량도 주차 시간까지 18분. 보입니다. /</w:t>
+      </w:r>
+    </w:p>
+    <w:p>
+      <w:pPr>
+        <w:spacing w:after="90" w:before="90" w:line="340"/>
+        <w:ind w:left="340" w:right="200"/>
+      </w:pPr>
+      <w:r>
+        <w:rPr>
+          <w:rFonts w:ascii="맑은 고딕" w:cs="맑은 고딕" w:eastAsia="맑은 고딕" w:hAnsi="맑은 고딕"/>
+          <w:b/>
+          <w:bCs/>
+          <w:color w:val="1F3864"/>
+          <w:sz w:val="23"/>
+          <w:szCs w:val="23"/>
+        </w:rPr>
+        <w:t xml:space="preserve">같은 시각, 같은 자리에 서 있어도, 이동수단에 따라 완전히 다른 화면을 봅니다.</w:t>
+      </w:r>
+      <w:r>
+        <w:rPr>
+          <w:rFonts w:ascii="맑은 고딕" w:cs="맑은 고딕" w:eastAsia="맑은 고딕" w:hAnsi="맑은 고딕"/>
+          <w:color w:val="1A1A1A"/>
+          <w:sz w:val="23"/>
+          <w:szCs w:val="23"/>
+        </w:rPr>
+        <w:t xml:space="preserve"> /</w:t>
+      </w:r>
+    </w:p>
+    <w:p>
+      <w:pPr>
+        <w:spacing w:after="90" w:before="90" w:line="340"/>
+        <w:ind w:left="340" w:right="200"/>
+      </w:pPr>
+      <w:r>
+        <w:rPr>
+          <w:rFonts w:ascii="맑은 고딕" w:cs="맑은 고딕" w:eastAsia="맑은 고딕" w:hAnsi="맑은 고딕"/>
+          <w:b/>
+          <w:bCs/>
+          <w:color w:val="1F3864"/>
+          <w:sz w:val="23"/>
+          <w:szCs w:val="23"/>
+        </w:rPr>
+        <w:t xml:space="preserve">내 주변을, 진짜 갈 수 있는 곳으로 좁혀주는 겁니다.</w:t>
+      </w:r>
+    </w:p>
+    <w:p>
+      <w:pPr>
+        <w:spacing w:after="60" w:before="170" w:line="264"/>
+        <w:ind w:left="140"/>
+      </w:pPr>
+      <w:r>
+        <w:rPr>
+          <w:rFonts w:ascii="맑은 고딕" w:cs="맑은 고딕" w:eastAsia="맑은 고딕" w:hAnsi="맑은 고딕"/>
+          <w:b/>
+          <w:bCs/>
+          <w:color w:val="2E5C8A"/>
+          <w:sz w:val="18"/>
+          <w:szCs w:val="18"/>
+        </w:rPr>
+        <w:t xml:space="preserve">▸ 전환   </w:t>
+      </w:r>
+      <w:r>
+        <w:rPr>
+          <w:rFonts w:ascii="맑은 고딕" w:cs="맑은 고딕" w:eastAsia="맑은 고딕" w:hAnsi="맑은 고딕"/>
+          <w:color w:val="595959"/>
+          <w:sz w:val="18"/>
+          <w:szCs w:val="18"/>
+        </w:rPr>
+        <w:t xml:space="preserve">화면을 그대로 둔 채 "이 작은 장치가 세 가지를 만듭니다" → S5</w:t>
       </w:r>
     </w:p>
     <w:p>
@@ -2737,7 +3097,7 @@
           <w:sz w:val="26"/>
           <w:szCs w:val="26"/>
         </w:rPr>
-        <w:t xml:space="preserve">   경쟁 지도   </w:t>
+        <w:t xml:space="preserve">   세 가지 효과   </w:t>
       </w:r>
       <w:r>
         <w:rPr>
@@ -2746,7 +3106,7 @@
           <w:sz w:val="22"/>
           <w:szCs w:val="22"/>
         </w:rPr>
-        <w:t xml:space="preserve">0:32</w:t>
+        <w:t xml:space="preserve">0:28</w:t>
       </w:r>
     </w:p>
     <w:p>
@@ -2772,7 +3132,7 @@
           <w:sz w:val="18"/>
           <w:szCs w:val="18"/>
         </w:rPr>
-        <w:t xml:space="preserve">2축 포지셔닝 맵. X축 = 카테고리(음식 ↔ 서비스업), Y축 = 시간축(미래 예약 ↔ 지금). 우상단만 비어 있고 거기에 채움.</w:t>
+        <w:t xml:space="preserve">아이콘 3개 가로 배열. ① 헛걸음 제로 ② 짧은 목록, 높은 전환 ③ 가장 비싼 트래픽.</w:t>
       </w:r>
     </w:p>
     <w:p>
@@ -2787,7 +3147,47 @@
           <w:sz w:val="23"/>
           <w:szCs w:val="23"/>
         </w:rPr>
-        <w:t xml:space="preserve">기존 서비스들은 서로 다른 시간을 다룹니다. 네이버예약과 카카오헤어샵은 내일과 다음 주, 미래의 예약입니다. 마감히어로 같은 타임세일 앱은 오늘을 다루지만 음식만 다룹니다. /</w:t>
+        <w:t xml:space="preserve">첫째, </w:t>
+      </w:r>
+      <w:r>
+        <w:rPr>
+          <w:rFonts w:ascii="맑은 고딕" w:cs="맑은 고딕" w:eastAsia="맑은 고딕" w:hAnsi="맑은 고딕"/>
+          <w:b/>
+          <w:bCs/>
+          <w:color w:val="1F3864"/>
+          <w:sz w:val="23"/>
+          <w:szCs w:val="23"/>
+        </w:rPr>
+        <w:t xml:space="preserve">헛걸음이 사라집니다.</w:t>
+      </w:r>
+      <w:r>
+        <w:rPr>
+          <w:rFonts w:ascii="맑은 고딕" w:cs="맑은 고딕" w:eastAsia="맑은 고딕" w:hAnsi="맑은 고딕"/>
+          <w:color w:val="1A1A1A"/>
+          <w:sz w:val="23"/>
+          <w:szCs w:val="23"/>
+        </w:rPr>
+        <w:t xml:space="preserve"> 못 오는 사람에게는 애초에 안 보여주니까요. 노쇼를 정책이 아니라 </w:t>
+      </w:r>
+      <w:r>
+        <w:rPr>
+          <w:rFonts w:ascii="맑은 고딕" w:cs="맑은 고딕" w:eastAsia="맑은 고딕" w:hAnsi="맑은 고딕"/>
+          <w:b/>
+          <w:bCs/>
+          <w:color w:val="1F3864"/>
+          <w:sz w:val="23"/>
+          <w:szCs w:val="23"/>
+        </w:rPr>
+        <w:t xml:space="preserve">화면 설계로</w:t>
+      </w:r>
+      <w:r>
+        <w:rPr>
+          <w:rFonts w:ascii="맑은 고딕" w:cs="맑은 고딕" w:eastAsia="맑은 고딕" w:hAnsi="맑은 고딕"/>
+          <w:color w:val="1A1A1A"/>
+          <w:sz w:val="23"/>
+          <w:szCs w:val="23"/>
+        </w:rPr>
+        <w:t xml:space="preserve"> 막는 겁니다.</w:t>
       </w:r>
     </w:p>
     <w:p>
@@ -2798,22 +3198,31 @@
       <w:r>
         <w:rPr>
           <w:rFonts w:ascii="맑은 고딕" w:cs="맑은 고딕" w:eastAsia="맑은 고딕" w:hAnsi="맑은 고딕"/>
+          <w:color w:val="1A1A1A"/>
+          <w:sz w:val="23"/>
+          <w:szCs w:val="23"/>
+        </w:rPr>
+        <w:t xml:space="preserve">둘째, 목록은 짧아지는데 </w:t>
+      </w:r>
+      <w:r>
+        <w:rPr>
+          <w:rFonts w:ascii="맑은 고딕" w:cs="맑은 고딕" w:eastAsia="맑은 고딕" w:hAnsi="맑은 고딕"/>
           <w:b/>
           <w:bCs/>
           <w:color w:val="1F3864"/>
           <w:sz w:val="23"/>
           <w:szCs w:val="23"/>
         </w:rPr>
-        <w:t xml:space="preserve">지금부터 두 시간, 그리고 서비스업.</w:t>
-      </w:r>
-      <w:r>
-        <w:rPr>
-          <w:rFonts w:ascii="맑은 고딕" w:cs="맑은 고딕" w:eastAsia="맑은 고딕" w:hAnsi="맑은 고딕"/>
-          <w:color w:val="1A1A1A"/>
-          <w:sz w:val="23"/>
-          <w:szCs w:val="23"/>
-        </w:rPr>
-        <w:t xml:space="preserve"> 이 칸이 비어 있습니다. /</w:t>
+        <w:t xml:space="preserve">예약 전환율은 올라갑니다.</w:t>
+      </w:r>
+      <w:r>
+        <w:rPr>
+          <w:rFonts w:ascii="맑은 고딕" w:cs="맑은 고딕" w:eastAsia="맑은 고딕" w:hAnsi="맑은 고딕"/>
+          <w:color w:val="1A1A1A"/>
+          <w:sz w:val="23"/>
+          <w:szCs w:val="23"/>
+        </w:rPr>
+        <w:t xml:space="preserve"> 보이는 게 전부 진짜 갈 수 있는 것이니까요.</w:t>
       </w:r>
     </w:p>
     <w:p>
@@ -2828,7 +3237,7 @@
           <w:sz w:val="23"/>
           <w:szCs w:val="23"/>
         </w:rPr>
-        <w:t xml:space="preserve">그리고 </w:t>
+        <w:t xml:space="preserve">셋째, 광고 상품의 근거가 생깁니다. </w:t>
       </w:r>
       <w:r>
         <w:rPr>
@@ -2839,16 +3248,16 @@
           <w:sz w:val="23"/>
           <w:szCs w:val="23"/>
         </w:rPr>
-        <w:t xml:space="preserve">이동수단으로 도달 가능성을 거르는 앱은, 저희가 찾아본 한 아직 없습니다.</w:t>
-      </w:r>
-      <w:r>
-        <w:rPr>
-          <w:rFonts w:ascii="맑은 고딕" w:cs="맑은 고딕" w:eastAsia="맑은 고딕" w:hAnsi="맑은 고딕"/>
-          <w:color w:val="1A1A1A"/>
-          <w:sz w:val="23"/>
-          <w:szCs w:val="23"/>
-        </w:rPr>
-        <w:t xml:space="preserve"> 여기가 저희 자리입니다.</w:t>
+        <w:t xml:space="preserve">지금 여기 올 수 있는 사람</w:t>
+      </w:r>
+      <w:r>
+        <w:rPr>
+          <w:rFonts w:ascii="맑은 고딕" w:cs="맑은 고딕" w:eastAsia="맑은 고딕" w:hAnsi="맑은 고딕"/>
+          <w:color w:val="1A1A1A"/>
+          <w:sz w:val="23"/>
+          <w:szCs w:val="23"/>
+        </w:rPr>
+        <w:t xml:space="preserve">은 광고주에게 가장 비싼 트래픽입니다.</w:t>
       </w:r>
     </w:p>
     <w:p>
@@ -2874,28 +3283,12 @@
           <w:sz w:val="18"/>
           <w:szCs w:val="18"/>
         </w:rPr>
-        <w:t xml:space="preserve">"그럼 네일샵 몇 개로 뭘 하겠냐는 질문이 남습니다"</w:t>
+        <w:t xml:space="preserve">"사장님 화면도 잠깐 보여드리겠습니다" → S6</w:t>
       </w:r>
     </w:p>
     <w:p>
       <w:r>
         <w:br w:type="page"/>
-      </w:r>
-    </w:p>
-    <w:p>
-      <w:pPr>
-        <w:shd w:fill="F2F5F9" w:color="auto" w:val="clear"/>
-        <w:spacing w:after="120" w:before="120" w:line="276"/>
-        <w:ind w:left="140" w:right="140"/>
-      </w:pPr>
-      <w:r>
-        <w:rPr>
-          <w:rFonts w:ascii="맑은 고딕" w:cs="맑은 고딕" w:eastAsia="맑은 고딕" w:hAnsi="맑은 고딕"/>
-          <w:color w:val="B02A2A"/>
-          <w:sz w:val="19"/>
-          <w:szCs w:val="19"/>
-        </w:rPr>
-        <w:t xml:space="preserve">1·2·3·4단계를 같은 억양으로 네 번 반복하면 사다리가 귀로 들립니다. 아마존은 맨 끝에 한 번만, 가볍게. 우리 논리가 먼저고 아마존은 방증입니다.</w:t>
       </w:r>
     </w:p>
     <w:p>
@@ -2925,7 +3318,7 @@
           <w:sz w:val="26"/>
           <w:szCs w:val="26"/>
         </w:rPr>
-        <w:t xml:space="preserve">   확장 4단계   </w:t>
+        <w:t xml:space="preserve">   사장님 화면   </w:t>
       </w:r>
       <w:r>
         <w:rPr>
@@ -2934,7 +3327,7 @@
           <w:sz w:val="22"/>
           <w:szCs w:val="22"/>
         </w:rPr>
-        <w:t xml:space="preserve">1:28</w:t>
+        <w:t xml:space="preserve">0:23</w:t>
       </w:r>
     </w:p>
     <w:p>
@@ -2960,7 +3353,7 @@
           <w:sz w:val="18"/>
           <w:szCs w:val="18"/>
         </w:rPr>
-        <w:t xml:space="preserve">채움 사다리 4칸(서비스업 → 문화 → 숙박 → 포장음식). 각 칸 아래에 "새로 배우는 역량" 한 줄씩. 맨 마지막에 하단 작게 아마존 사다리가 겹쳐 뜬다.</w:t>
+        <w:t xml:space="preserve">사장님 앱 목업. `이 슬롯을 지금 볼 수 있는 사람 47명 (도보 6·자전거 18·차량 23)` / `마감을 15분 늦추면 → 112명`</w:t>
       </w:r>
     </w:p>
     <w:p>
@@ -2975,7 +3368,7 @@
           <w:sz w:val="23"/>
           <w:szCs w:val="23"/>
         </w:rPr>
-        <w:t xml:space="preserve">확장은 네 단계로 갑니다. 그리고 이 순서에는 이유가 있습니다. /</w:t>
+        <w:t xml:space="preserve">이 슬롯을 지금 볼 수 있는 사람 47명. 도보 6, 자전거 18, 차량 23. /</w:t>
       </w:r>
     </w:p>
     <w:p>
@@ -2986,22 +3379,11 @@
       <w:r>
         <w:rPr>
           <w:rFonts w:ascii="맑은 고딕" w:cs="맑은 고딕" w:eastAsia="맑은 고딕" w:hAnsi="맑은 고딕"/>
-          <w:b/>
-          <w:bCs/>
-          <w:color w:val="1F3864"/>
-          <w:sz w:val="23"/>
-          <w:szCs w:val="23"/>
-        </w:rPr>
-        <w:t xml:space="preserve">1단계는 지금 보신 서비스업.</w:t>
-      </w:r>
-      <w:r>
-        <w:rPr>
-          <w:rFonts w:ascii="맑은 고딕" w:cs="맑은 고딕" w:eastAsia="맑은 고딕" w:hAnsi="맑은 고딕"/>
-          <w:color w:val="1A1A1A"/>
-          <w:sz w:val="23"/>
-          <w:szCs w:val="23"/>
-        </w:rPr>
-        <w:t xml:space="preserve"> 재고 수량이 항상 하나고, 썩지 않고, 사장님 한 분이 결정합니다. 시간 재고 중에 가장 다루기 쉬운 형태입니다. 여기서 도달 엔진과 선결제를 완성합니다. /</w:t>
+          <w:color w:val="1A1A1A"/>
+          <w:sz w:val="23"/>
+          <w:szCs w:val="23"/>
+        </w:rPr>
+        <w:t xml:space="preserve">마감을 15분만 늦추면 47명이 112명이 됩니다. /</w:t>
       </w:r>
     </w:p>
     <w:p>
@@ -3018,200 +3400,16 @@
           <w:sz w:val="23"/>
           <w:szCs w:val="23"/>
         </w:rPr>
-        <w:t xml:space="preserve">2단계는 문화.</w:t>
-      </w:r>
-      <w:r>
-        <w:rPr>
-          <w:rFonts w:ascii="맑은 고딕" w:cs="맑은 고딕" w:eastAsia="맑은 고딕" w:hAnsi="맑은 고딕"/>
-          <w:color w:val="1A1A1A"/>
-          <w:sz w:val="23"/>
-          <w:szCs w:val="23"/>
-        </w:rPr>
-        <w:t xml:space="preserve"> 연극, 영화, 방탈출, 보드게임. 전부 예약이고 오늘 지나면 사라집니다. 1단계 엔진을 그대로 쓰고, 새로 배우는 건 좌석이라는 </w:t>
-      </w:r>
-      <w:r>
-        <w:rPr>
-          <w:rFonts w:ascii="맑은 고딕" w:cs="맑은 고딕" w:eastAsia="맑은 고딕" w:hAnsi="맑은 고딕"/>
-          <w:b/>
-          <w:bCs/>
-          <w:color w:val="1F3864"/>
-          <w:sz w:val="23"/>
-          <w:szCs w:val="23"/>
-        </w:rPr>
-        <w:t xml:space="preserve">수량</w:t>
-      </w:r>
-      <w:r>
-        <w:rPr>
-          <w:rFonts w:ascii="맑은 고딕" w:cs="맑은 고딕" w:eastAsia="맑은 고딕" w:hAnsi="맑은 고딕"/>
-          <w:color w:val="1A1A1A"/>
-          <w:sz w:val="23"/>
-          <w:szCs w:val="23"/>
-        </w:rPr>
-        <w:t xml:space="preserve"> 하나뿐입니다. /</w:t>
-      </w:r>
-    </w:p>
-    <w:p>
-      <w:pPr>
-        <w:spacing w:after="90" w:before="90" w:line="340"/>
-        <w:ind w:left="340" w:right="200"/>
-      </w:pPr>
-      <w:r>
-        <w:rPr>
-          <w:rFonts w:ascii="맑은 고딕" w:cs="맑은 고딕" w:eastAsia="맑은 고딕" w:hAnsi="맑은 고딕"/>
-          <w:b/>
-          <w:bCs/>
-          <w:color w:val="1F3864"/>
-          <w:sz w:val="23"/>
-          <w:szCs w:val="23"/>
-        </w:rPr>
-        <w:t xml:space="preserve">3단계는 숙박.</w:t>
-      </w:r>
-      <w:r>
-        <w:rPr>
-          <w:rFonts w:ascii="맑은 고딕" w:cs="맑은 고딕" w:eastAsia="맑은 고딕" w:hAnsi="맑은 고딕"/>
-          <w:color w:val="1A1A1A"/>
-          <w:sz w:val="23"/>
-          <w:szCs w:val="23"/>
-        </w:rPr>
-        <w:t xml:space="preserve"> 여기서 처음으로 공급자와 손님의 시간이 분리됩니다. 마감이 "몇 분 안에"에서 "오늘 자정까지"로 바뀝니다. /</w:t>
-      </w:r>
-    </w:p>
-    <w:p>
-      <w:pPr>
-        <w:spacing w:after="90" w:before="90" w:line="340"/>
-        <w:ind w:left="340" w:right="200"/>
-      </w:pPr>
-      <w:r>
-        <w:rPr>
-          <w:rFonts w:ascii="맑은 고딕" w:cs="맑은 고딕" w:eastAsia="맑은 고딕" w:hAnsi="맑은 고딕"/>
-          <w:b/>
-          <w:bCs/>
-          <w:color w:val="1F3864"/>
-          <w:sz w:val="23"/>
-          <w:szCs w:val="23"/>
-        </w:rPr>
-        <w:t xml:space="preserve">4단계가 포장음식입니다.</w:t>
-      </w:r>
-      <w:r>
-        <w:rPr>
-          <w:rFonts w:ascii="맑은 고딕" w:cs="맑은 고딕" w:eastAsia="맑은 고딕" w:hAnsi="맑은 고딕"/>
-          <w:color w:val="1A1A1A"/>
-          <w:sz w:val="23"/>
-          <w:szCs w:val="23"/>
-        </w:rPr>
-        <w:t xml:space="preserve"> 만두, 빵, 동네 과일가게. 사회적 가치는 가장 큰데 순서는 마지막입니다. 여기서 처음으로 시간이 아니라 </w:t>
-      </w:r>
-      <w:r>
-        <w:rPr>
-          <w:rFonts w:ascii="맑은 고딕" w:cs="맑은 고딕" w:eastAsia="맑은 고딕" w:hAnsi="맑은 고딕"/>
-          <w:b/>
-          <w:bCs/>
-          <w:color w:val="1F3864"/>
-          <w:sz w:val="23"/>
-          <w:szCs w:val="23"/>
-        </w:rPr>
-        <w:t xml:space="preserve">물건</w:t>
-      </w:r>
-      <w:r>
-        <w:rPr>
-          <w:rFonts w:ascii="맑은 고딕" w:cs="맑은 고딕" w:eastAsia="맑은 고딕" w:hAnsi="맑은 고딕"/>
-          <w:color w:val="1A1A1A"/>
-          <w:sz w:val="23"/>
-          <w:szCs w:val="23"/>
-        </w:rPr>
-        <w:t xml:space="preserve">을 팔거든요. 앱에 올려둔 사이 매장 손님이 사갑니다. /</w:t>
-      </w:r>
-    </w:p>
-    <w:p>
-      <w:pPr>
-        <w:spacing w:after="90" w:before="90" w:line="340"/>
-        <w:ind w:left="340" w:right="200"/>
-      </w:pPr>
-      <w:r>
-        <w:rPr>
-          <w:rFonts w:ascii="맑은 고딕" w:cs="맑은 고딕" w:eastAsia="맑은 고딕" w:hAnsi="맑은 고딕"/>
-          <w:color w:val="1A1A1A"/>
-          <w:sz w:val="23"/>
-          <w:szCs w:val="23"/>
-        </w:rPr>
-        <w:t xml:space="preserve">정리하면, </w:t>
-      </w:r>
-      <w:r>
-        <w:rPr>
-          <w:rFonts w:ascii="맑은 고딕" w:cs="맑은 고딕" w:eastAsia="맑은 고딕" w:hAnsi="맑은 고딕"/>
-          <w:b/>
-          <w:bCs/>
-          <w:color w:val="1F3864"/>
-          <w:sz w:val="23"/>
-          <w:szCs w:val="23"/>
-        </w:rPr>
-        <w:t xml:space="preserve">단계마다 새로 배우는 건 딱 하나입니다.</w:t>
-      </w:r>
-      <w:r>
-        <w:rPr>
-          <w:rFonts w:ascii="맑은 고딕" w:cs="맑은 고딕" w:eastAsia="맑은 고딕" w:hAnsi="맑은 고딕"/>
-          <w:color w:val="1A1A1A"/>
-          <w:sz w:val="23"/>
-          <w:szCs w:val="23"/>
-        </w:rPr>
-        <w:t xml:space="preserve"> 나머지는 앞 단계에서 이미 만든 걸로 해결합니다. /</w:t>
-      </w:r>
-    </w:p>
-    <w:p>
-      <w:pPr>
-        <w:spacing w:after="90" w:before="90" w:line="340"/>
-        <w:ind w:left="340" w:right="200"/>
-      </w:pPr>
-      <w:r>
-        <w:rPr>
-          <w:rFonts w:ascii="맑은 고딕" w:cs="맑은 고딕" w:eastAsia="맑은 고딕" w:hAnsi="맑은 고딕"/>
-          <w:color w:val="1A1A1A"/>
-          <w:sz w:val="23"/>
-          <w:szCs w:val="23"/>
-        </w:rPr>
-        <w:t xml:space="preserve">아마존도 이렇게 갔습니다. 책, 음반, 전자제품, 마지막이 신선식품. </w:t>
-      </w:r>
-      <w:r>
-        <w:rPr>
-          <w:rFonts w:ascii="맑은 고딕" w:cs="맑은 고딕" w:eastAsia="맑은 고딕" w:hAnsi="맑은 고딕"/>
-          <w:b/>
-          <w:bCs/>
-          <w:color w:val="1F3864"/>
-          <w:sz w:val="23"/>
-          <w:szCs w:val="23"/>
-        </w:rPr>
-        <w:t xml:space="preserve">가장 관대한 상품으로 기본기를 익히고 한 칸씩 올라간 겁니다.</w:t>
-      </w:r>
-    </w:p>
-    <w:p>
-      <w:pPr>
-        <w:spacing w:after="60" w:before="170" w:line="264"/>
-        <w:ind w:left="140"/>
-      </w:pPr>
-      <w:r>
-        <w:rPr>
-          <w:rFonts w:ascii="맑은 고딕" w:cs="맑은 고딕" w:eastAsia="맑은 고딕" w:hAnsi="맑은 고딕"/>
-          <w:b/>
-          <w:bCs/>
-          <w:color w:val="2E5C8A"/>
-          <w:sz w:val="18"/>
-          <w:szCs w:val="18"/>
-        </w:rPr>
-        <w:t xml:space="preserve">▸ 전환   </w:t>
-      </w:r>
-      <w:r>
-        <w:rPr>
-          <w:rFonts w:ascii="맑은 고딕" w:cs="맑은 고딕" w:eastAsia="맑은 고딕" w:hAnsi="맑은 고딕"/>
-          <w:color w:val="595959"/>
-          <w:sz w:val="18"/>
-          <w:szCs w:val="18"/>
-        </w:rPr>
-        <w:t xml:space="preserve">사다리를 그대로 두고 색을 둘로 나누며</w:t>
-      </w:r>
-    </w:p>
-    <w:p>
-      <w:r>
-        <w:br w:type="page"/>
+        <w:t xml:space="preserve">가격을 깎으라고 하지 않습니다. 시간을 조정하라고 합니다.</w:t>
+      </w:r>
+      <w:r>
+        <w:rPr>
+          <w:rFonts w:ascii="맑은 고딕" w:cs="맑은 고딕" w:eastAsia="맑은 고딕" w:hAnsi="맑은 고딕"/>
+          <w:color w:val="1A1A1A"/>
+          <w:sz w:val="23"/>
+          <w:szCs w:val="23"/>
+        </w:rPr>
+        <w:t xml:space="preserve"> 사장님에게 할인 말고 다른 레버를 하나 더 드리는 겁니다.</w:t>
       </w:r>
     </w:p>
     <w:p>
@@ -3241,7 +3439,7 @@
           <w:sz w:val="26"/>
           <w:szCs w:val="26"/>
         </w:rPr>
-        <w:t xml:space="preserve">   소상공인에서 대기업으로   </w:t>
+        <w:t xml:space="preserve">   확장   </w:t>
       </w:r>
       <w:r>
         <w:rPr>
@@ -3250,7 +3448,7 @@
           <w:sz w:val="22"/>
           <w:szCs w:val="22"/>
         </w:rPr>
-        <w:t xml:space="preserve">0:38</w:t>
+        <w:t xml:space="preserve">0:53</w:t>
       </w:r>
     </w:p>
     <w:p>
@@ -3276,7 +3474,7 @@
           <w:sz w:val="18"/>
           <w:szCs w:val="18"/>
         </w:rPr>
-        <w:t xml:space="preserve">같은 사다리에 색 오버레이. 1·4단계 = 소상공인(밀도), 2·3단계 = 대기업(규모). 오른쪽에 화살표: "첫 문 → 롯데시네마 · 롯데호텔"</w:t>
+        <w:t xml:space="preserve">4칸 사다리(서비스업 → 문화 → 숙박 → 포장음식). 1·4단계는 소상공인 색, 2·3단계는 대기업 색. 오른쪽에 화살표: `첫 문 → 롯데시네마 · 롯데호텔`</w:t>
       </w:r>
     </w:p>
     <w:p>
@@ -3291,27 +3489,7 @@
           <w:sz w:val="23"/>
           <w:szCs w:val="23"/>
         </w:rPr>
-        <w:t xml:space="preserve">여기서 한 가지가 더 보입니다. </w:t>
-      </w:r>
-      <w:r>
-        <w:rPr>
-          <w:rFonts w:ascii="맑은 고딕" w:cs="맑은 고딕" w:eastAsia="맑은 고딕" w:hAnsi="맑은 고딕"/>
-          <w:b/>
-          <w:bCs/>
-          <w:color w:val="1F3864"/>
-          <w:sz w:val="23"/>
-          <w:szCs w:val="23"/>
-        </w:rPr>
-        <w:t xml:space="preserve">1단계와 4단계는 소상공인이고, 2단계와 3단계는 대기업입니다.</w:t>
-      </w:r>
-      <w:r>
-        <w:rPr>
-          <w:rFonts w:ascii="맑은 고딕" w:cs="맑은 고딕" w:eastAsia="맑은 고딕" w:hAnsi="맑은 고딕"/>
-          <w:color w:val="1A1A1A"/>
-          <w:sz w:val="23"/>
-          <w:szCs w:val="23"/>
-        </w:rPr>
-        <w:t xml:space="preserve"> /</w:t>
+        <w:t xml:space="preserve">확장은 네 단계입니다. /</w:t>
       </w:r>
     </w:p>
     <w:p>
@@ -3326,7 +3504,7 @@
           <w:sz w:val="23"/>
           <w:szCs w:val="23"/>
         </w:rPr>
-        <w:t xml:space="preserve">소상공인은 </w:t>
+        <w:t xml:space="preserve">지금은 </w:t>
       </w:r>
       <w:r>
         <w:rPr>
@@ -3337,36 +3515,16 @@
           <w:sz w:val="23"/>
           <w:szCs w:val="23"/>
         </w:rPr>
-        <w:t xml:space="preserve">밀도</w:t>
-      </w:r>
-      <w:r>
-        <w:rPr>
-          <w:rFonts w:ascii="맑은 고딕" w:cs="맑은 고딕" w:eastAsia="맑은 고딕" w:hAnsi="맑은 고딕"/>
-          <w:color w:val="1A1A1A"/>
-          <w:sz w:val="23"/>
-          <w:szCs w:val="23"/>
-        </w:rPr>
-        <w:t xml:space="preserve">를 만들고, 대기업은 </w:t>
-      </w:r>
-      <w:r>
-        <w:rPr>
-          <w:rFonts w:ascii="맑은 고딕" w:cs="맑은 고딕" w:eastAsia="맑은 고딕" w:hAnsi="맑은 고딕"/>
-          <w:b/>
-          <w:bCs/>
-          <w:color w:val="1F3864"/>
-          <w:sz w:val="23"/>
-          <w:szCs w:val="23"/>
-        </w:rPr>
-        <w:t xml:space="preserve">규모</w:t>
-      </w:r>
-      <w:r>
-        <w:rPr>
-          <w:rFonts w:ascii="맑은 고딕" w:cs="맑은 고딕" w:eastAsia="맑은 고딕" w:hAnsi="맑은 고딕"/>
-          <w:color w:val="1A1A1A"/>
-          <w:sz w:val="23"/>
-          <w:szCs w:val="23"/>
-        </w:rPr>
-        <w:t xml:space="preserve">를 만듭니다. 영화관 체인 한 곳과 계약하면 전국 수백 개 관의 빈 좌석이 한 번에 열립니다. /</w:t>
+        <w:t xml:space="preserve">예약 기반 서비스업</w:t>
+      </w:r>
+      <w:r>
+        <w:rPr>
+          <w:rFonts w:ascii="맑은 고딕" w:cs="맑은 고딕" w:eastAsia="맑은 고딕" w:hAnsi="맑은 고딕"/>
+          <w:color w:val="1A1A1A"/>
+          <w:sz w:val="23"/>
+          <w:szCs w:val="23"/>
+        </w:rPr>
+        <w:t xml:space="preserve">입니다. 재고가 항상 하나고 썩지 않아서, 시간 재고 중에 가장 다루기 쉽습니다. 여기서 엔진을 완성합니다. /</w:t>
       </w:r>
     </w:p>
     <w:p>
@@ -3381,7 +3539,7 @@
           <w:sz w:val="23"/>
           <w:szCs w:val="23"/>
         </w:rPr>
-        <w:t xml:space="preserve">다만 순서를 못 바꿉니다. </w:t>
+        <w:t xml:space="preserve">다음이 </w:t>
       </w:r>
       <w:r>
         <w:rPr>
@@ -3392,16 +3550,36 @@
           <w:sz w:val="23"/>
           <w:szCs w:val="23"/>
         </w:rPr>
-        <w:t xml:space="preserve">대형 체인은 트래픽을 증명한 플랫폼에만 재고를 엽니다.</w:t>
-      </w:r>
-      <w:r>
-        <w:rPr>
-          <w:rFonts w:ascii="맑은 고딕" w:cs="맑은 고딕" w:eastAsia="맑은 고딕" w:hAnsi="맑은 고딕"/>
-          <w:color w:val="1A1A1A"/>
-          <w:sz w:val="23"/>
-          <w:szCs w:val="23"/>
-        </w:rPr>
-        <w:t xml:space="preserve"> /</w:t>
+        <w:t xml:space="preserve">문화</w:t>
+      </w:r>
+      <w:r>
+        <w:rPr>
+          <w:rFonts w:ascii="맑은 고딕" w:cs="맑은 고딕" w:eastAsia="맑은 고딕" w:hAnsi="맑은 고딕"/>
+          <w:color w:val="1A1A1A"/>
+          <w:sz w:val="23"/>
+          <w:szCs w:val="23"/>
+        </w:rPr>
+        <w:t xml:space="preserve"> — 연극, 영화, 방탈출, 보드게임. 전부 예약이고 오늘 지나면 사라집니다. 새로 배우는 건 좌석이라는 </w:t>
+      </w:r>
+      <w:r>
+        <w:rPr>
+          <w:rFonts w:ascii="맑은 고딕" w:cs="맑은 고딕" w:eastAsia="맑은 고딕" w:hAnsi="맑은 고딕"/>
+          <w:b/>
+          <w:bCs/>
+          <w:color w:val="1F3864"/>
+          <w:sz w:val="23"/>
+          <w:szCs w:val="23"/>
+        </w:rPr>
+        <w:t xml:space="preserve">수량</w:t>
+      </w:r>
+      <w:r>
+        <w:rPr>
+          <w:rFonts w:ascii="맑은 고딕" w:cs="맑은 고딕" w:eastAsia="맑은 고딕" w:hAnsi="맑은 고딕"/>
+          <w:color w:val="1A1A1A"/>
+          <w:sz w:val="23"/>
+          <w:szCs w:val="23"/>
+        </w:rPr>
+        <w:t xml:space="preserve"> 하나뿐입니다. /</w:t>
       </w:r>
     </w:p>
     <w:p>
@@ -3416,7 +3594,7 @@
           <w:sz w:val="23"/>
           <w:szCs w:val="23"/>
         </w:rPr>
-        <w:t xml:space="preserve">그 첫 문을 </w:t>
+        <w:t xml:space="preserve">그다음 </w:t>
       </w:r>
       <w:r>
         <w:rPr>
@@ -3427,6 +3605,81 @@
           <w:sz w:val="23"/>
           <w:szCs w:val="23"/>
         </w:rPr>
+        <w:t xml:space="preserve">숙박</w:t>
+      </w:r>
+      <w:r>
+        <w:rPr>
+          <w:rFonts w:ascii="맑은 고딕" w:cs="맑은 고딕" w:eastAsia="맑은 고딕" w:hAnsi="맑은 고딕"/>
+          <w:color w:val="1A1A1A"/>
+          <w:sz w:val="23"/>
+          <w:szCs w:val="23"/>
+        </w:rPr>
+        <w:t xml:space="preserve">, 마지막이 </w:t>
+      </w:r>
+      <w:r>
+        <w:rPr>
+          <w:rFonts w:ascii="맑은 고딕" w:cs="맑은 고딕" w:eastAsia="맑은 고딕" w:hAnsi="맑은 고딕"/>
+          <w:b/>
+          <w:bCs/>
+          <w:color w:val="1F3864"/>
+          <w:sz w:val="23"/>
+          <w:szCs w:val="23"/>
+        </w:rPr>
+        <w:t xml:space="preserve">포장음식</w:t>
+      </w:r>
+      <w:r>
+        <w:rPr>
+          <w:rFonts w:ascii="맑은 고딕" w:cs="맑은 고딕" w:eastAsia="맑은 고딕" w:hAnsi="맑은 고딕"/>
+          <w:color w:val="1A1A1A"/>
+          <w:sz w:val="23"/>
+          <w:szCs w:val="23"/>
+        </w:rPr>
+        <w:t xml:space="preserve">입니다. 사회적 가치는 가장 큰데 실시간 재고 관리가 가장 어려워서 맨 뒤입니다. /</w:t>
+      </w:r>
+    </w:p>
+    <w:p>
+      <w:pPr>
+        <w:spacing w:after="90" w:before="90" w:line="340"/>
+        <w:ind w:left="340" w:right="200"/>
+      </w:pPr>
+      <w:r>
+        <w:rPr>
+          <w:rFonts w:ascii="맑은 고딕" w:cs="맑은 고딕" w:eastAsia="맑은 고딕" w:hAnsi="맑은 고딕"/>
+          <w:color w:val="1A1A1A"/>
+          <w:sz w:val="23"/>
+          <w:szCs w:val="23"/>
+        </w:rPr>
+        <w:t xml:space="preserve">그리고 </w:t>
+      </w:r>
+      <w:r>
+        <w:rPr>
+          <w:rFonts w:ascii="맑은 고딕" w:cs="맑은 고딕" w:eastAsia="맑은 고딕" w:hAnsi="맑은 고딕"/>
+          <w:b/>
+          <w:bCs/>
+          <w:color w:val="1F3864"/>
+          <w:sz w:val="23"/>
+          <w:szCs w:val="23"/>
+        </w:rPr>
+        <w:t xml:space="preserve">2단계부터는 상대가 대기업입니다.</w:t>
+      </w:r>
+      <w:r>
+        <w:rPr>
+          <w:rFonts w:ascii="맑은 고딕" w:cs="맑은 고딕" w:eastAsia="맑은 고딕" w:hAnsi="맑은 고딕"/>
+          <w:color w:val="1A1A1A"/>
+          <w:sz w:val="23"/>
+          <w:szCs w:val="23"/>
+        </w:rPr>
+        <w:t xml:space="preserve"> 영화관 체인 한 곳이면 전국 수백 개 관의 빈 좌석이 한 번에 열립니다. 그 첫 문을 </w:t>
+      </w:r>
+      <w:r>
+        <w:rPr>
+          <w:rFonts w:ascii="맑은 고딕" w:cs="맑은 고딕" w:eastAsia="맑은 고딕" w:hAnsi="맑은 고딕"/>
+          <w:b/>
+          <w:bCs/>
+          <w:color w:val="1F3864"/>
+          <w:sz w:val="23"/>
+          <w:szCs w:val="23"/>
+        </w:rPr>
         <w:t xml:space="preserve">롯데시네마와 롯데호텔</w:t>
       </w:r>
       <w:r>
@@ -3436,7 +3689,12 @@
           <w:sz w:val="23"/>
           <w:szCs w:val="23"/>
         </w:rPr>
-        <w:t xml:space="preserve">에서 열면 됩니다. 레퍼런스 한 건이면 나머지는 따라옵니다.</w:t>
+        <w:t xml:space="preserve">에서 열면 됩니다.</w:t>
+      </w:r>
+    </w:p>
+    <w:p>
+      <w:r>
+        <w:br w:type="page"/>
       </w:r>
     </w:p>
     <w:p>
@@ -3667,7 +3925,7 @@
           <w:sz w:val="18"/>
           <w:szCs w:val="18"/>
         </w:rPr>
-        <w:t xml:space="preserve">"그래서 언제, 얼마를 버느냐"</w:t>
+        <w:t xml:space="preserve">"그래서 언제, 얼마를 버느냐" → S9</w:t>
       </w:r>
     </w:p>
     <w:p>
@@ -3688,7 +3946,7 @@
           <w:sz w:val="19"/>
           <w:szCs w:val="19"/>
         </w:rPr>
-        <w:t xml:space="preserve">숫자를 외워서 읊으면 지어낸 것처럼 들립니다. 표를 손으로 짚으며 말하십시오.</w:t>
+        <w:t xml:space="preserve">숫자를 외워서 읊으면 지어낸 것처럼 들립니다. 아래 표를 손으로 짚으며 말하십시오.</w:t>
       </w:r>
     </w:p>
     <w:p>
@@ -4651,11 +4909,6 @@
       </w:tr>
     </w:tbl>
     <w:p>
-      <w:r>
-        <w:br w:type="page"/>
-      </w:r>
-    </w:p>
-    <w:p>
       <w:pPr>
         <w:pStyle w:val="Heading2"/>
         <w:shd w:fill="1F3864" w:color="auto" w:val="clear"/>
@@ -4717,7 +4970,7 @@
           <w:sz w:val="18"/>
           <w:szCs w:val="18"/>
         </w:rPr>
-        <w:t xml:space="preserve">큰 글씨로 North Star "채워진 슬롯 수". 아래에 요청 두 줄.</w:t>
+        <w:t xml:space="preserve">큰 글씨로 North Star `채워진 슬롯 수`. 아래에 요청 두 줄.</w:t>
       </w:r>
     </w:p>
     <w:p>
@@ -4799,6 +5052,11 @@
           <w:szCs w:val="23"/>
         </w:rPr>
         <w:t xml:space="preserve">첫 대형 파트너 한 곳.</w:t>
+      </w:r>
+    </w:p>
+    <w:p>
+      <w:r>
+        <w:br w:type="page"/>
       </w:r>
     </w:p>
     <w:p>
@@ -5045,12 +5303,7 @@
           <w:sz w:val="18"/>
           <w:szCs w:val="18"/>
         </w:rPr>
-        <w:t xml:space="preserve">화면을 어둡게 하고</w:t>
-      </w:r>
-    </w:p>
-    <w:p>
-      <w:r>
-        <w:br w:type="page"/>
+        <w:t xml:space="preserve">화면을 어둡게 하고 → S12</w:t>
       </w:r>
     </w:p>
     <w:p>
@@ -5322,7 +5575,16 @@
           <w:sz w:val="22"/>
           <w:szCs w:val="22"/>
         </w:rPr>
-        <w:t xml:space="preserve">S2 · S6 · S9 · S12는 어떤 경우에도 건드리지 않습니다.</w:t>
+        <w:t xml:space="preserve">S2 · S4 · S9 · S12는 어떤 경우에도 건드리지 않습니다.</w:t>
+      </w:r>
+      <w:r>
+        <w:rPr>
+          <w:rFonts w:ascii="맑은 고딕" w:cs="맑은 고딕" w:eastAsia="맑은 고딕" w:hAnsi="맑은 고딕"/>
+          <w:color w:val="1A1A1A"/>
+          <w:sz w:val="22"/>
+          <w:szCs w:val="22"/>
+        </w:rPr>
+        <w:t xml:space="preserve"> S2가 이 발표의 주장이고, S4가 그 주장의 증거입니다.</w:t>
       </w:r>
     </w:p>
     <w:tbl>
@@ -5485,7 +5747,7 @@
                 <w:sz w:val="19"/>
                 <w:szCs w:val="19"/>
               </w:rPr>
-              <w:t xml:space="preserve">S3의 셋째 항목(광고 트래픽) 전체 — S9에서 어차피 다시 나옵니다</w:t>
+              <w:t xml:space="preserve">S5의 셋째 항목(광고 트래픽) 전체 — S9에서 어차피 다시 나옵니다</w:t>
             </w:r>
           </w:p>
         </w:tc>
@@ -5651,7 +5913,7 @@
                 <w:sz w:val="19"/>
                 <w:szCs w:val="19"/>
               </w:rPr>
-              <w:t xml:space="preserve">S5의 "네이버예약과 카카오헤어샵은…음식만 다룹니다." 두 문장</w:t>
+              <w:t xml:space="preserve">S7의 "그다음 숙박, 마지막이 포장음식입니다…맨 뒤입니다." 한 문장</w:t>
             </w:r>
           </w:p>
         </w:tc>
@@ -5678,7 +5940,7 @@
                 <w:sz w:val="19"/>
                 <w:szCs w:val="19"/>
               </w:rPr>
-              <w:t xml:space="preserve">약 12초</w:t>
+              <w:t xml:space="preserve">약 14초</w:t>
             </w:r>
           </w:p>
         </w:tc>
@@ -5734,7 +5996,7 @@
                 <w:sz w:val="19"/>
                 <w:szCs w:val="19"/>
               </w:rPr>
-              <w:t xml:space="preserve">S7의 "영화관 체인 한 곳과 계약하면 전국 수백 개 관의 빈 좌석이 한 번에 열립니다."</w:t>
+              <w:t xml:space="preserve">S6 전체 — 사장님 화면은 Q&amp;A로 넘겨도 됩니다</w:t>
             </w:r>
           </w:p>
         </w:tc>
@@ -5761,7 +6023,7 @@
                 <w:sz w:val="19"/>
                 <w:szCs w:val="19"/>
               </w:rPr>
-              <w:t xml:space="preserve">약 10초</w:t>
+              <w:t xml:space="preserve">약 23초</w:t>
             </w:r>
           </w:p>
         </w:tc>
@@ -5817,7 +6079,7 @@
                 <w:sz w:val="19"/>
                 <w:szCs w:val="19"/>
               </w:rPr>
-              <w:t xml:space="preserve">S11의 둘째 지적(자전거·강남구) 전체 — Q&amp;A로 넘기면 됩니다</w:t>
+              <w:t xml:space="preserve">S11의 둘째 지적(자전거·강남구) 전체</w:t>
             </w:r>
           </w:p>
         </w:tc>
@@ -5877,7 +6139,7 @@
           <w:sz w:val="22"/>
           <w:szCs w:val="22"/>
         </w:rPr>
-        <w:t xml:space="preserve">8:10.</w:t>
+        <w:t xml:space="preserve">8:00.</w:t>
       </w:r>
       <w:r>
         <w:rPr>
@@ -5886,7 +6148,7 @@
           <w:sz w:val="22"/>
           <w:szCs w:val="22"/>
         </w:rPr>
-        <w:t xml:space="preserve"> 여유가 43초 있으니 실제로는 1~2번만 준비해 두면 충분합니다.</w:t>
+        <w:t xml:space="preserve"> 여유가 59초 있으니 실제로는 1~2번만 준비해 두면 충분합니다.</w:t>
       </w:r>
     </w:p>
     <w:p>
@@ -5987,7 +6249,7 @@
           <w:sz w:val="20"/>
           <w:szCs w:val="20"/>
         </w:rPr>
-        <w:t xml:space="preserve">S1 브리지에서 속도를 올리지 마십시오.</w:t>
+        <w:t xml:space="preserve">S2가 이 발표의 주장입니다.</w:t>
       </w:r>
       <w:r>
         <w:rPr>
@@ -5996,7 +6258,47 @@
           <w:sz w:val="20"/>
           <w:szCs w:val="20"/>
         </w:rPr>
-        <w:t xml:space="preserve"> 문제 정의 슬라이드를 통째로 뺐기 때문에, "팔지 못하면 그대로 사라지는 한 시간"이라는 한 문장이 문제 정의 전체를 혼자 감당합니다</w:t>
+        <w:t xml:space="preserve"> 마감히어로 · 당근 · 네이버예약을 하나씩 짚으며 "그런데 음식만", "그런데 중고 물건", "그런데 내일과 다음 주"를 </w:t>
+      </w:r>
+      <w:r>
+        <w:rPr>
+          <w:rFonts w:ascii="맑은 고딕" w:cs="맑은 고딕" w:eastAsia="맑은 고딕" w:hAnsi="맑은 고딕"/>
+          <w:b/>
+          <w:bCs/>
+          <w:color w:val="1A1A1A"/>
+          <w:sz w:val="20"/>
+          <w:szCs w:val="20"/>
+        </w:rPr>
+        <w:t xml:space="preserve">같은 리듬으로 세 번</w:t>
+      </w:r>
+      <w:r>
+        <w:rPr>
+          <w:rFonts w:ascii="맑은 고딕" w:cs="맑은 고딕" w:eastAsia="맑은 고딕" w:hAnsi="맑은 고딕"/>
+          <w:color w:val="1A1A1A"/>
+          <w:sz w:val="20"/>
+          <w:szCs w:val="20"/>
+        </w:rPr>
+        <w:t xml:space="preserve"> 반복하십시오. 빈칸이 귀로 들립니다. 그리고 </w:t>
+      </w:r>
+      <w:r>
+        <w:rPr>
+          <w:rFonts w:ascii="맑은 고딕" w:cs="맑은 고딕" w:eastAsia="맑은 고딕" w:hAnsi="맑은 고딕"/>
+          <w:b/>
+          <w:bCs/>
+          <w:color w:val="1A1A1A"/>
+          <w:sz w:val="20"/>
+          <w:szCs w:val="20"/>
+        </w:rPr>
+        <w:t xml:space="preserve">"왜 비어 있는가"까지 답하고 넘어가십시오</w:t>
+      </w:r>
+      <w:r>
+        <w:rPr>
+          <w:rFonts w:ascii="맑은 고딕" w:cs="맑은 고딕" w:eastAsia="맑은 고딕" w:hAnsi="맑은 고딕"/>
+          <w:color w:val="1A1A1A"/>
+          <w:sz w:val="20"/>
+          <w:szCs w:val="20"/>
+        </w:rPr>
+        <w:t xml:space="preserve"> — 여기서 멈추면 "운 좋게 남은 자리"로 들리고, 끝까지 가면 "구조적으로 아무도 못 오는 자리"가 됩니다</w:t>
       </w:r>
     </w:p>
     <w:p>
@@ -6011,51 +6313,222 @@
       <w:r>
         <w:rPr>
           <w:rFonts w:ascii="맑은 고딕" w:cs="맑은 고딕" w:eastAsia="맑은 고딕" w:hAnsi="맑은 고딕"/>
+          <w:b/>
+          <w:bCs/>
           <w:color w:val="1A1A1A"/>
           <w:sz w:val="20"/>
           <w:szCs w:val="20"/>
         </w:rPr>
-        <w:t xml:space="preserve">입으로 말하는 숫자는 </w:t>
-      </w:r>
-      <w:r>
-        <w:rPr>
-          <w:rFonts w:ascii="맑은 고딕" w:cs="맑은 고딕" w:eastAsia="맑은 고딕" w:hAnsi="맑은 고딕"/>
-          <w:b/>
-          <w:bCs/>
+        <w:t xml:space="preserve">S3는 짧게, 화면만 보여주고 넘어가십시오.</w:t>
+      </w:r>
+      <w:r>
+        <w:rPr>
+          <w:rFonts w:ascii="맑은 고딕" w:cs="맑은 고딕" w:eastAsia="맑은 고딕" w:hAnsi="맑은 고딕"/>
           <w:color w:val="1A1A1A"/>
           <w:sz w:val="20"/>
           <w:szCs w:val="20"/>
         </w:rPr>
-        <w:t xml:space="preserve">데모에서 4개</w:t>
-      </w:r>
-      <w:r>
-        <w:rPr>
-          <w:rFonts w:ascii="맑은 고딕" w:cs="맑은 고딕" w:eastAsia="맑은 고딕" w:hAnsi="맑은 고딕"/>
+        <w:t xml:space="preserve"> 여기서 설명을 길게 하면 S4의 데모가 김이 빠집니다</w:t>
+      </w:r>
+    </w:p>
+    <w:p>
+      <w:pPr>
+        <w:pStyle w:val="ListParagraph"/>
+        <w:numPr>
+          <w:ilvl w:val="0"/>
+          <w:numId w:val="2"/>
+        </w:numPr>
+        <w:spacing w:after="80" w:before="50" w:line="288"/>
+      </w:pPr>
+      <w:r>
+        <w:rPr>
+          <w:rFonts w:ascii="맑은 고딕" w:cs="맑은 고딕" w:eastAsia="맑은 고딕" w:hAnsi="맑은 고딕"/>
+          <w:b/>
+          <w:bCs/>
           <w:color w:val="1A1A1A"/>
           <w:sz w:val="20"/>
           <w:szCs w:val="20"/>
         </w:rPr>
-        <w:t xml:space="preserve">(38분 · 2.5킬로 · 47명 · 112명), </w:t>
-      </w:r>
-      <w:r>
-        <w:rPr>
-          <w:rFonts w:ascii="맑은 고딕" w:cs="맑은 고딕" w:eastAsia="맑은 고딕" w:hAnsi="맑은 고딕"/>
-          <w:b/>
-          <w:bCs/>
+        <w:t xml:space="preserve">S4에서는 화면을 보고 말하십시오.</w:t>
+      </w:r>
+      <w:r>
+        <w:rPr>
+          <w:rFonts w:ascii="맑은 고딕" w:cs="맑은 고딕" w:eastAsia="맑은 고딕" w:hAnsi="맑은 고딕"/>
           <w:color w:val="1A1A1A"/>
           <w:sz w:val="20"/>
           <w:szCs w:val="20"/>
         </w:rPr>
-        <w:t xml:space="preserve">재무에서 5개</w:t>
-      </w:r>
-      <w:r>
-        <w:rPr>
-          <w:rFonts w:ascii="맑은 고딕" w:cs="맑은 고딕" w:eastAsia="맑은 고딕" w:hAnsi="맑은 고딕"/>
+        <w:t xml:space="preserve"> 청중이 화면을 봐야 하는 유일한 슬라이드입니다. 도보에서 "사라집니다"라고 할 때 실제로 항목이 사라지는 타이밍에 맞추십시오</w:t>
+      </w:r>
+    </w:p>
+    <w:p>
+      <w:pPr>
+        <w:pStyle w:val="ListParagraph"/>
+        <w:numPr>
+          <w:ilvl w:val="0"/>
+          <w:numId w:val="2"/>
+        </w:numPr>
+        <w:spacing w:after="80" w:before="50" w:line="288"/>
+      </w:pPr>
+      <w:r>
+        <w:rPr>
+          <w:rFonts w:ascii="맑은 고딕" w:cs="맑은 고딕" w:eastAsia="맑은 고딕" w:hAnsi="맑은 고딕"/>
+          <w:b/>
+          <w:bCs/>
           <w:color w:val="1A1A1A"/>
           <w:sz w:val="20"/>
           <w:szCs w:val="20"/>
         </w:rPr>
-        <w:t xml:space="preserve">(5억 · 43억 · 200억 · 75억 · 13억)뿐입니다. 나머지는 슬라이드에만 두십시오</w:t>
+        <w:t xml:space="preserve">S7은 빠르게.</w:t>
+      </w:r>
+      <w:r>
+        <w:rPr>
+          <w:rFonts w:ascii="맑은 고딕" w:cs="맑은 고딕" w:eastAsia="맑은 고딕" w:hAnsi="맑은 고딕"/>
+          <w:color w:val="1A1A1A"/>
+          <w:sz w:val="20"/>
+          <w:szCs w:val="20"/>
+        </w:rPr>
+        <w:t xml:space="preserve"> 네 단계는 이름만 스치듯 지나가면 됩니다. 순서의 이유를 물으면 그때 답하십시오 — 문서에 다 있습니다</w:t>
+      </w:r>
+    </w:p>
+    <w:p>
+      <w:pPr>
+        <w:pStyle w:val="ListParagraph"/>
+        <w:numPr>
+          <w:ilvl w:val="0"/>
+          <w:numId w:val="2"/>
+        </w:numPr>
+        <w:spacing w:after="80" w:before="50" w:line="288"/>
+      </w:pPr>
+      <w:r>
+        <w:rPr>
+          <w:rFonts w:ascii="맑은 고딕" w:cs="맑은 고딕" w:eastAsia="맑은 고딕" w:hAnsi="맑은 고딕"/>
+          <w:b/>
+          <w:bCs/>
+          <w:color w:val="1A1A1A"/>
+          <w:sz w:val="20"/>
+          <w:szCs w:val="20"/>
+        </w:rPr>
+        <w:t xml:space="preserve">S9는 표를 손으로 짚으며 말하십시오.</w:t>
+      </w:r>
+      <w:r>
+        <w:rPr>
+          <w:rFonts w:ascii="맑은 고딕" w:cs="맑은 고딕" w:eastAsia="맑은 고딕" w:hAnsi="맑은 고딕"/>
+          <w:color w:val="1A1A1A"/>
+          <w:sz w:val="20"/>
+          <w:szCs w:val="20"/>
+        </w:rPr>
+        <w:t xml:space="preserve"> 숫자를 외워서 읊으면 지어낸 것처럼 들리고, 짚으면 근거가 있는 것처럼 들립니다</w:t>
+      </w:r>
+    </w:p>
+    <w:p>
+      <w:pPr>
+        <w:pStyle w:val="ListParagraph"/>
+        <w:numPr>
+          <w:ilvl w:val="0"/>
+          <w:numId w:val="2"/>
+        </w:numPr>
+        <w:spacing w:after="80" w:before="50" w:line="288"/>
+      </w:pPr>
+      <w:r>
+        <w:rPr>
+          <w:rFonts w:ascii="맑은 고딕" w:cs="맑은 고딕" w:eastAsia="맑은 고딕" w:hAnsi="맑은 고딕"/>
+          <w:b/>
+          <w:bCs/>
+          <w:color w:val="1A1A1A"/>
+          <w:sz w:val="20"/>
+          <w:szCs w:val="20"/>
+        </w:rPr>
+        <w:t xml:space="preserve">S10의 요청 문장은 천천히.</w:t>
+      </w:r>
+      <w:r>
+        <w:rPr>
+          <w:rFonts w:ascii="맑은 고딕" w:cs="맑은 고딕" w:eastAsia="맑은 고딕" w:hAnsi="맑은 고딕"/>
+          <w:color w:val="1A1A1A"/>
+          <w:sz w:val="20"/>
+          <w:szCs w:val="20"/>
+        </w:rPr>
+        <w:t xml:space="preserve"> 상대가 기억해야 할 유일한 행동 항목입니다</w:t>
+      </w:r>
+    </w:p>
+    <w:p>
+      <w:pPr>
+        <w:pStyle w:val="ListParagraph"/>
+        <w:numPr>
+          <w:ilvl w:val="0"/>
+          <w:numId w:val="2"/>
+        </w:numPr>
+        <w:spacing w:after="80" w:before="50" w:line="288"/>
+      </w:pPr>
+      <w:r>
+        <w:rPr>
+          <w:rFonts w:ascii="맑은 고딕" w:cs="맑은 고딕" w:eastAsia="맑은 고딕" w:hAnsi="맑은 고딕"/>
+          <w:b/>
+          <w:bCs/>
+          <w:color w:val="1A1A1A"/>
+          <w:sz w:val="20"/>
+          <w:szCs w:val="20"/>
+        </w:rPr>
+        <w:t xml:space="preserve">S12 "감사합니다" 전에 2초 멈추십시오.</w:t>
+      </w:r>
+    </w:p>
+    <w:p>
+      <w:pPr>
+        <w:pStyle w:val="ListParagraph"/>
+        <w:numPr>
+          <w:ilvl w:val="0"/>
+          <w:numId w:val="2"/>
+        </w:numPr>
+        <w:spacing w:after="80" w:before="50" w:line="288"/>
+      </w:pPr>
+      <w:r>
+        <w:rPr>
+          <w:rFonts w:ascii="맑은 고딕" w:cs="맑은 고딕" w:eastAsia="맑은 고딕" w:hAnsi="맑은 고딕"/>
+          <w:color w:val="1A1A1A"/>
+          <w:sz w:val="20"/>
+          <w:szCs w:val="20"/>
+        </w:rPr>
+        <w:t xml:space="preserve">입으로 말하는 숫자는 </w:t>
+      </w:r>
+      <w:r>
+        <w:rPr>
+          <w:rFonts w:ascii="맑은 고딕" w:cs="맑은 고딕" w:eastAsia="맑은 고딕" w:hAnsi="맑은 고딕"/>
+          <w:b/>
+          <w:bCs/>
+          <w:color w:val="1A1A1A"/>
+          <w:sz w:val="20"/>
+          <w:szCs w:val="20"/>
+        </w:rPr>
+        <w:t xml:space="preserve">데모에서 4개</w:t>
+      </w:r>
+      <w:r>
+        <w:rPr>
+          <w:rFonts w:ascii="맑은 고딕" w:cs="맑은 고딕" w:eastAsia="맑은 고딕" w:hAnsi="맑은 고딕"/>
+          <w:color w:val="1A1A1A"/>
+          <w:sz w:val="20"/>
+          <w:szCs w:val="20"/>
+        </w:rPr>
+        <w:t xml:space="preserve">(38분 · 2.5킬로 · 47명 · 112명), </w:t>
+      </w:r>
+      <w:r>
+        <w:rPr>
+          <w:rFonts w:ascii="맑은 고딕" w:cs="맑은 고딕" w:eastAsia="맑은 고딕" w:hAnsi="맑은 고딕"/>
+          <w:b/>
+          <w:bCs/>
+          <w:color w:val="1A1A1A"/>
+          <w:sz w:val="20"/>
+          <w:szCs w:val="20"/>
+        </w:rPr>
+        <w:t xml:space="preserve">재무에서 5개</w:t>
+      </w:r>
+      <w:r>
+        <w:rPr>
+          <w:rFonts w:ascii="맑은 고딕" w:cs="맑은 고딕" w:eastAsia="맑은 고딕" w:hAnsi="맑은 고딕"/>
+          <w:color w:val="1A1A1A"/>
+          <w:sz w:val="20"/>
+          <w:szCs w:val="20"/>
+        </w:rPr>
+        <w:t xml:space="preserve">(5억 · 43억 · 200억 · 75억 · 13억)뿐입니다</w:t>
       </w:r>
     </w:p>
     <w:p>
